--- a/DSA with Array and String.docx
+++ b/DSA with Array and String.docx
@@ -167,8 +167,65 @@
     </w:p>
     <w:p>
       <w:r>
-        <w:t>int[] arr = new int[5];</w:t>
-      </w:r>
+        <w:t xml:space="preserve">Int </w:t>
+      </w:r>
+      <w:proofErr w:type="spellStart"/>
+      <w:proofErr w:type="gramStart"/>
+      <w:r>
+        <w:t>abc</w:t>
+      </w:r>
+      <w:proofErr w:type="spellEnd"/>
+      <w:r>
+        <w:t>[</w:t>
+      </w:r>
+      <w:proofErr w:type="gramEnd"/>
+      <w:r>
+        <w:t>]</w:t>
+      </w:r>
+      <w:proofErr w:type="gramStart"/>
+      <w:r>
+        <w:t>={</w:t>
+      </w:r>
+      <w:proofErr w:type="gramEnd"/>
+      <w:r>
+        <w:t>1,2,3,4,5,6</w:t>
+      </w:r>
+      <w:proofErr w:type="gramStart"/>
+      <w:r>
+        <w:t>};</w:t>
+      </w:r>
+      <w:proofErr w:type="gramEnd"/>
+    </w:p>
+    <w:p>
+      <w:proofErr w:type="gramStart"/>
+      <w:r>
+        <w:t>int[</w:t>
+      </w:r>
+      <w:proofErr w:type="gramEnd"/>
+      <w:r>
+        <w:t xml:space="preserve">] </w:t>
+      </w:r>
+      <w:proofErr w:type="spellStart"/>
+      <w:r>
+        <w:t>arr</w:t>
+      </w:r>
+      <w:proofErr w:type="spellEnd"/>
+      <w:r>
+        <w:t xml:space="preserve"> = new </w:t>
+      </w:r>
+      <w:proofErr w:type="gramStart"/>
+      <w:r>
+        <w:t>int[</w:t>
+      </w:r>
+      <w:proofErr w:type="gramEnd"/>
+      <w:r>
+        <w:t>5</w:t>
+      </w:r>
+      <w:proofErr w:type="gramStart"/>
+      <w:r>
+        <w:t>];</w:t>
+      </w:r>
+      <w:proofErr w:type="gramEnd"/>
     </w:p>
     <w:p>
       <w:r>
@@ -177,13 +234,58 @@
     </w:p>
     <w:p>
       <w:r>
-        <w:t>Index →  0   1   2   3   4</w:t>
-      </w:r>
-    </w:p>
-    <w:p>
-      <w:r>
-        <w:t>Value → [ ] [ ] [ ] [ ] [ ]</w:t>
-      </w:r>
+        <w:t xml:space="preserve">Index </w:t>
+      </w:r>
+      <w:proofErr w:type="gramStart"/>
+      <w:r>
+        <w:t>→  0</w:t>
+      </w:r>
+      <w:proofErr w:type="gramEnd"/>
+      <w:r>
+        <w:t xml:space="preserve">   1   2   3   4</w:t>
+      </w:r>
+    </w:p>
+    <w:p>
+      <w:r>
+        <w:t xml:space="preserve">Value → </w:t>
+      </w:r>
+      <w:proofErr w:type="gramStart"/>
+      <w:r>
+        <w:t>[ ]</w:t>
+      </w:r>
+      <w:proofErr w:type="gramEnd"/>
+      <w:r>
+        <w:t xml:space="preserve"> </w:t>
+      </w:r>
+      <w:proofErr w:type="gramStart"/>
+      <w:r>
+        <w:t>[ ]</w:t>
+      </w:r>
+      <w:proofErr w:type="gramEnd"/>
+      <w:r>
+        <w:t xml:space="preserve"> </w:t>
+      </w:r>
+      <w:proofErr w:type="gramStart"/>
+      <w:r>
+        <w:t>[ ]</w:t>
+      </w:r>
+      <w:proofErr w:type="gramEnd"/>
+      <w:r>
+        <w:t xml:space="preserve"> </w:t>
+      </w:r>
+      <w:proofErr w:type="gramStart"/>
+      <w:r>
+        <w:t>[ ]</w:t>
+      </w:r>
+      <w:proofErr w:type="gramEnd"/>
+      <w:r>
+        <w:t xml:space="preserve"> </w:t>
+      </w:r>
+      <w:proofErr w:type="gramStart"/>
+      <w:r>
+        <w:t>[ ]</w:t>
+      </w:r>
+      <w:proofErr w:type="gramEnd"/>
     </w:p>
     <w:p>
       <w:pPr>
@@ -223,7 +325,15 @@
     </w:p>
     <w:p>
       <w:r>
-        <w:t>Arrays support O(1) random access due to contiguous memory.</w:t>
+        <w:t xml:space="preserve">Arrays support </w:t>
+      </w:r>
+      <w:proofErr w:type="gramStart"/>
+      <w:r>
+        <w:t>O(</w:t>
+      </w:r>
+      <w:proofErr w:type="gramEnd"/>
+      <w:r>
+        <w:t>1) random access due to contiguous memory.</w:t>
       </w:r>
     </w:p>
     <w:p>
@@ -271,9 +381,35 @@
       </w:r>
     </w:p>
     <w:p>
-      <w:r>
-        <w:t>int[] arr = new int[5];</w:t>
-      </w:r>
+      <w:proofErr w:type="gramStart"/>
+      <w:r>
+        <w:t>int[</w:t>
+      </w:r>
+      <w:proofErr w:type="gramEnd"/>
+      <w:r>
+        <w:t xml:space="preserve">] </w:t>
+      </w:r>
+      <w:proofErr w:type="spellStart"/>
+      <w:r>
+        <w:t>arr</w:t>
+      </w:r>
+      <w:proofErr w:type="spellEnd"/>
+      <w:r>
+        <w:t xml:space="preserve"> = new </w:t>
+      </w:r>
+      <w:proofErr w:type="gramStart"/>
+      <w:r>
+        <w:t>int[</w:t>
+      </w:r>
+      <w:proofErr w:type="gramEnd"/>
+      <w:r>
+        <w:t>5</w:t>
+      </w:r>
+      <w:proofErr w:type="gramStart"/>
+      <w:r>
+        <w:t>];</w:t>
+      </w:r>
+      <w:proofErr w:type="gramEnd"/>
     </w:p>
     <w:p>
       <w:pPr>
@@ -294,12 +430,12 @@
         </w:numPr>
       </w:pPr>
       <w:r>
+        <w:lastRenderedPageBreak/>
         <w:t>Cannot grow or shrink</w:t>
       </w:r>
     </w:p>
     <w:p>
       <w:r>
-        <w:lastRenderedPageBreak/>
         <w:pict w14:anchorId="50EE3839">
           <v:rect id="_x0000_i1029" style="width:0;height:1.5pt" o:hralign="center" o:hrstd="t" o:hr="t" fillcolor="#a0a0a0" stroked="f"/>
         </w:pict>
@@ -426,18 +562,97 @@
     </w:p>
     <w:p>
       <w:r>
-        <w:t>void traverse(int[] arr) {</w:t>
-      </w:r>
-    </w:p>
-    <w:p>
-      <w:r>
-        <w:t xml:space="preserve">    for (int i = 0; i &lt; arr.length; i++) {</w:t>
-      </w:r>
-    </w:p>
-    <w:p>
-      <w:r>
-        <w:t xml:space="preserve">        System.out.print(arr[i] + " ");</w:t>
-      </w:r>
+        <w:t>void traverse(</w:t>
+      </w:r>
+      <w:proofErr w:type="gramStart"/>
+      <w:r>
+        <w:t>int[</w:t>
+      </w:r>
+      <w:proofErr w:type="gramEnd"/>
+      <w:r>
+        <w:t xml:space="preserve">] </w:t>
+      </w:r>
+      <w:proofErr w:type="spellStart"/>
+      <w:r>
+        <w:t>arr</w:t>
+      </w:r>
+      <w:proofErr w:type="spellEnd"/>
+      <w:r>
+        <w:t>) {</w:t>
+      </w:r>
+    </w:p>
+    <w:p>
+      <w:r>
+        <w:t xml:space="preserve">    for (int </w:t>
+      </w:r>
+      <w:proofErr w:type="spellStart"/>
+      <w:r>
+        <w:t>i</w:t>
+      </w:r>
+      <w:proofErr w:type="spellEnd"/>
+      <w:r>
+        <w:t xml:space="preserve"> = 0; </w:t>
+      </w:r>
+      <w:proofErr w:type="spellStart"/>
+      <w:r>
+        <w:t>i</w:t>
+      </w:r>
+      <w:proofErr w:type="spellEnd"/>
+      <w:r>
+        <w:t xml:space="preserve"> &lt; </w:t>
+      </w:r>
+      <w:proofErr w:type="spellStart"/>
+      <w:proofErr w:type="gramStart"/>
+      <w:r>
+        <w:t>arr.length</w:t>
+      </w:r>
+      <w:proofErr w:type="spellEnd"/>
+      <w:proofErr w:type="gramEnd"/>
+      <w:r>
+        <w:t xml:space="preserve">; </w:t>
+      </w:r>
+      <w:proofErr w:type="spellStart"/>
+      <w:r>
+        <w:t>i</w:t>
+      </w:r>
+      <w:proofErr w:type="spellEnd"/>
+      <w:r>
+        <w:t>++) {</w:t>
+      </w:r>
+    </w:p>
+    <w:p>
+      <w:r>
+        <w:t xml:space="preserve">        </w:t>
+      </w:r>
+      <w:proofErr w:type="spellStart"/>
+      <w:r>
+        <w:t>System.out.print</w:t>
+      </w:r>
+      <w:proofErr w:type="spellEnd"/>
+      <w:r>
+        <w:t>(</w:t>
+      </w:r>
+      <w:proofErr w:type="spellStart"/>
+      <w:r>
+        <w:t>arr</w:t>
+      </w:r>
+      <w:proofErr w:type="spellEnd"/>
+      <w:r>
+        <w:t>[</w:t>
+      </w:r>
+      <w:proofErr w:type="spellStart"/>
+      <w:r>
+        <w:t>i</w:t>
+      </w:r>
+      <w:proofErr w:type="spellEnd"/>
+      <w:r>
+        <w:t>] + " "</w:t>
+      </w:r>
+      <w:proofErr w:type="gramStart"/>
+      <w:r>
+        <w:t>);</w:t>
+      </w:r>
+      <w:proofErr w:type="gramEnd"/>
     </w:p>
     <w:p>
       <w:r>
@@ -489,11 +704,76 @@
           <w:bCs/>
         </w:rPr>
       </w:pPr>
-      <w:r>
-        <w:rPr>
-          <w:b/>
-          <w:bCs/>
-        </w:rPr>
+    </w:p>
+    <w:p>
+      <w:pPr>
+        <w:rPr>
+          <w:b/>
+          <w:bCs/>
+        </w:rPr>
+      </w:pPr>
+    </w:p>
+    <w:p>
+      <w:pPr>
+        <w:rPr>
+          <w:b/>
+          <w:bCs/>
+        </w:rPr>
+      </w:pPr>
+    </w:p>
+    <w:p>
+      <w:pPr>
+        <w:rPr>
+          <w:b/>
+          <w:bCs/>
+        </w:rPr>
+      </w:pPr>
+    </w:p>
+    <w:p>
+      <w:pPr>
+        <w:rPr>
+          <w:b/>
+          <w:bCs/>
+        </w:rPr>
+      </w:pPr>
+    </w:p>
+    <w:p>
+      <w:pPr>
+        <w:rPr>
+          <w:b/>
+          <w:bCs/>
+        </w:rPr>
+      </w:pPr>
+    </w:p>
+    <w:p>
+      <w:pPr>
+        <w:rPr>
+          <w:b/>
+          <w:bCs/>
+        </w:rPr>
+      </w:pPr>
+    </w:p>
+    <w:p>
+      <w:pPr>
+        <w:rPr>
+          <w:b/>
+          <w:bCs/>
+        </w:rPr>
+      </w:pPr>
+    </w:p>
+    <w:p>
+      <w:pPr>
+        <w:rPr>
+          <w:b/>
+          <w:bCs/>
+        </w:rPr>
+      </w:pPr>
+      <w:r>
+        <w:rPr>
+          <w:b/>
+          <w:bCs/>
+        </w:rPr>
+        <w:lastRenderedPageBreak/>
         <w:t>4.2 Insertion</w:t>
       </w:r>
     </w:p>
@@ -513,42 +793,213 @@
       </w:r>
     </w:p>
     <w:p>
-      <w:r>
-        <w:t>int[] insertAtEnd(int[] arr, int value) {</w:t>
-      </w:r>
-    </w:p>
-    <w:p>
-      <w:r>
-        <w:t xml:space="preserve">    int[] newArr = new int[arr.length + 1];</w:t>
-      </w:r>
-    </w:p>
-    <w:p/>
-    <w:p>
-      <w:r>
-        <w:t xml:space="preserve">    for (int i = 0; i &lt; arr.length; i++) {</w:t>
-      </w:r>
-    </w:p>
-    <w:p>
-      <w:r>
-        <w:t xml:space="preserve">        newArr[i] = arr[i];</w:t>
-      </w:r>
+      <w:proofErr w:type="gramStart"/>
+      <w:r>
+        <w:t>int[</w:t>
+      </w:r>
+      <w:proofErr w:type="gramEnd"/>
+      <w:r>
+        <w:t xml:space="preserve">] </w:t>
+      </w:r>
+      <w:proofErr w:type="spellStart"/>
+      <w:r>
+        <w:t>insertAtEnd</w:t>
+      </w:r>
+      <w:proofErr w:type="spellEnd"/>
+      <w:r>
+        <w:t>(</w:t>
+      </w:r>
+      <w:proofErr w:type="gramStart"/>
+      <w:r>
+        <w:t>int[</w:t>
+      </w:r>
+      <w:proofErr w:type="gramEnd"/>
+      <w:r>
+        <w:t xml:space="preserve">] </w:t>
+      </w:r>
+      <w:proofErr w:type="spellStart"/>
+      <w:r>
+        <w:t>arr</w:t>
+      </w:r>
+      <w:proofErr w:type="spellEnd"/>
+      <w:r>
+        <w:t>, int value) {</w:t>
+      </w:r>
+    </w:p>
+    <w:p>
+      <w:r>
+        <w:t xml:space="preserve">    </w:t>
+      </w:r>
+      <w:proofErr w:type="gramStart"/>
+      <w:r>
+        <w:t>int[</w:t>
+      </w:r>
+      <w:proofErr w:type="gramEnd"/>
+      <w:r>
+        <w:t xml:space="preserve">] </w:t>
+      </w:r>
+      <w:proofErr w:type="spellStart"/>
+      <w:r>
+        <w:t>newArr</w:t>
+      </w:r>
+      <w:proofErr w:type="spellEnd"/>
+      <w:r>
+        <w:t xml:space="preserve"> = new </w:t>
+      </w:r>
+      <w:proofErr w:type="gramStart"/>
+      <w:r>
+        <w:t>int[</w:t>
+      </w:r>
+      <w:proofErr w:type="spellStart"/>
+      <w:r>
+        <w:t>arr.length</w:t>
+      </w:r>
+      <w:proofErr w:type="spellEnd"/>
+      <w:proofErr w:type="gramEnd"/>
+      <w:r>
+        <w:t xml:space="preserve"> + 1];</w:t>
+      </w:r>
+      <w:r>
+        <w:tab/>
+      </w:r>
+      <w:r>
+        <w:tab/>
+        <w:t xml:space="preserve">old array 5 then </w:t>
+      </w:r>
+      <w:proofErr w:type="spellStart"/>
+      <w:r>
+        <w:t>newArray</w:t>
+      </w:r>
+      <w:proofErr w:type="spellEnd"/>
+      <w:r>
+        <w:t xml:space="preserve"> size 6</w:t>
+      </w:r>
+    </w:p>
+    <w:p>
+      <w:r>
+        <w:t xml:space="preserve">    for (int </w:t>
+      </w:r>
+      <w:proofErr w:type="spellStart"/>
+      <w:r>
+        <w:t>i</w:t>
+      </w:r>
+      <w:proofErr w:type="spellEnd"/>
+      <w:r>
+        <w:t xml:space="preserve"> = 0; </w:t>
+      </w:r>
+      <w:proofErr w:type="spellStart"/>
+      <w:r>
+        <w:t>i</w:t>
+      </w:r>
+      <w:proofErr w:type="spellEnd"/>
+      <w:r>
+        <w:t xml:space="preserve"> &lt; </w:t>
+      </w:r>
+      <w:proofErr w:type="spellStart"/>
+      <w:proofErr w:type="gramStart"/>
+      <w:r>
+        <w:t>arr.length</w:t>
+      </w:r>
+      <w:proofErr w:type="spellEnd"/>
+      <w:proofErr w:type="gramEnd"/>
+      <w:r>
+        <w:t xml:space="preserve">; </w:t>
+      </w:r>
+      <w:proofErr w:type="spellStart"/>
+      <w:r>
+        <w:t>i</w:t>
+      </w:r>
+      <w:proofErr w:type="spellEnd"/>
+      <w:r>
+        <w:t>++) {</w:t>
+      </w:r>
+    </w:p>
+    <w:p>
+      <w:r>
+        <w:t xml:space="preserve">        </w:t>
+      </w:r>
+      <w:proofErr w:type="spellStart"/>
+      <w:r>
+        <w:t>newArr</w:t>
+      </w:r>
+      <w:proofErr w:type="spellEnd"/>
+      <w:r>
+        <w:t>[</w:t>
+      </w:r>
+      <w:proofErr w:type="spellStart"/>
+      <w:r>
+        <w:t>i</w:t>
+      </w:r>
+      <w:proofErr w:type="spellEnd"/>
+      <w:r>
+        <w:t xml:space="preserve">] = </w:t>
+      </w:r>
+      <w:proofErr w:type="spellStart"/>
+      <w:r>
+        <w:t>arr</w:t>
+      </w:r>
+      <w:proofErr w:type="spellEnd"/>
+      <w:r>
+        <w:t>[</w:t>
+      </w:r>
+      <w:proofErr w:type="spellStart"/>
+      <w:r>
+        <w:t>i</w:t>
+      </w:r>
+      <w:proofErr w:type="spellEnd"/>
+      <w:proofErr w:type="gramStart"/>
+      <w:r>
+        <w:t>];</w:t>
+      </w:r>
+      <w:proofErr w:type="gramEnd"/>
     </w:p>
     <w:p>
       <w:r>
         <w:t xml:space="preserve">    }</w:t>
       </w:r>
     </w:p>
-    <w:p/>
-    <w:p>
-      <w:r>
-        <w:lastRenderedPageBreak/>
-        <w:t xml:space="preserve">    newArr[arr.length] = value;</w:t>
-      </w:r>
-    </w:p>
-    <w:p>
-      <w:r>
-        <w:t xml:space="preserve">    return newArr;</w:t>
-      </w:r>
+    <w:p>
+      <w:r>
+        <w:t xml:space="preserve">    </w:t>
+      </w:r>
+      <w:proofErr w:type="spellStart"/>
+      <w:r>
+        <w:t>newArr</w:t>
+      </w:r>
+      <w:proofErr w:type="spellEnd"/>
+      <w:r>
+        <w:t>[</w:t>
+      </w:r>
+      <w:proofErr w:type="spellStart"/>
+      <w:proofErr w:type="gramStart"/>
+      <w:r>
+        <w:t>arr.length</w:t>
+      </w:r>
+      <w:proofErr w:type="spellEnd"/>
+      <w:proofErr w:type="gramEnd"/>
+      <w:r>
+        <w:t xml:space="preserve">] = </w:t>
+      </w:r>
+      <w:proofErr w:type="gramStart"/>
+      <w:r>
+        <w:t>value;</w:t>
+      </w:r>
+      <w:proofErr w:type="gramEnd"/>
+    </w:p>
+    <w:p>
+      <w:r>
+        <w:t xml:space="preserve">    return </w:t>
+      </w:r>
+      <w:proofErr w:type="spellStart"/>
+      <w:proofErr w:type="gramStart"/>
+      <w:r>
+        <w:t>newArr</w:t>
+      </w:r>
+      <w:proofErr w:type="spellEnd"/>
+      <w:r>
+        <w:t>;</w:t>
+      </w:r>
+      <w:proofErr w:type="gramEnd"/>
     </w:p>
     <w:p>
       <w:r>
@@ -600,61 +1051,401 @@
       </w:r>
     </w:p>
     <w:p>
-      <w:r>
-        <w:t>int[] insertAtPos(int[] arr, int pos, int value) {</w:t>
-      </w:r>
-    </w:p>
-    <w:p>
-      <w:r>
-        <w:t xml:space="preserve">    int[] newArr = new int[arr.length + 1];</w:t>
+      <w:pPr>
+        <w:rPr>
+          <w:b/>
+          <w:bCs/>
+        </w:rPr>
+      </w:pPr>
+      <w:r>
+        <w:rPr>
+          <w:b/>
+          <w:bCs/>
+        </w:rPr>
+        <w:t>100,200,300,400</w:t>
+      </w:r>
+    </w:p>
+    <w:p>
+      <w:pPr>
+        <w:rPr>
+          <w:b/>
+          <w:bCs/>
+        </w:rPr>
+      </w:pPr>
+      <w:r>
+        <w:rPr>
+          <w:b/>
+          <w:bCs/>
+        </w:rPr>
+        <w:t xml:space="preserve">Insertion must be 500 in 2 </w:t>
+      </w:r>
+      <w:proofErr w:type="gramStart"/>
+      <w:r>
+        <w:rPr>
+          <w:b/>
+          <w:bCs/>
+        </w:rPr>
+        <w:t>position</w:t>
+      </w:r>
+      <w:proofErr w:type="gramEnd"/>
+      <w:r>
+        <w:rPr>
+          <w:b/>
+          <w:bCs/>
+        </w:rPr>
+        <w:t xml:space="preserve"> </w:t>
+      </w:r>
+    </w:p>
+    <w:p>
+      <w:pPr>
+        <w:rPr>
+          <w:b/>
+          <w:bCs/>
+        </w:rPr>
+      </w:pPr>
+      <w:proofErr w:type="spellStart"/>
+      <w:proofErr w:type="gramStart"/>
+      <w:r>
+        <w:rPr>
+          <w:b/>
+          <w:bCs/>
+        </w:rPr>
+        <w:t>al.insert</w:t>
+      </w:r>
+      <w:proofErr w:type="spellEnd"/>
+      <w:proofErr w:type="gramEnd"/>
+      <w:r>
+        <w:rPr>
+          <w:b/>
+          <w:bCs/>
+        </w:rPr>
+        <w:t>(2,500);</w:t>
+      </w:r>
+      <w:r>
+        <w:rPr>
+          <w:b/>
+          <w:bCs/>
+        </w:rPr>
+        <w:tab/>
+        <w:t xml:space="preserve">using </w:t>
+      </w:r>
+      <w:proofErr w:type="spellStart"/>
+      <w:r>
+        <w:rPr>
+          <w:b/>
+          <w:bCs/>
+        </w:rPr>
+        <w:t>arraylist</w:t>
+      </w:r>
+      <w:proofErr w:type="spellEnd"/>
+      <w:r>
+        <w:rPr>
+          <w:b/>
+          <w:bCs/>
+        </w:rPr>
+        <w:t xml:space="preserve"> </w:t>
+      </w:r>
+    </w:p>
+    <w:p>
+      <w:proofErr w:type="gramStart"/>
+      <w:r>
+        <w:t>int[</w:t>
+      </w:r>
+      <w:proofErr w:type="gramEnd"/>
+      <w:r>
+        <w:t xml:space="preserve">] </w:t>
+      </w:r>
+      <w:proofErr w:type="spellStart"/>
+      <w:r>
+        <w:t>insertAtPos</w:t>
+      </w:r>
+      <w:proofErr w:type="spellEnd"/>
+      <w:r>
+        <w:t>(</w:t>
+      </w:r>
+      <w:proofErr w:type="gramStart"/>
+      <w:r>
+        <w:t>int[</w:t>
+      </w:r>
+      <w:proofErr w:type="gramEnd"/>
+      <w:r>
+        <w:t xml:space="preserve">] </w:t>
+      </w:r>
+      <w:proofErr w:type="spellStart"/>
+      <w:r>
+        <w:t>arr</w:t>
+      </w:r>
+      <w:proofErr w:type="spellEnd"/>
+      <w:r>
+        <w:t xml:space="preserve">, int </w:t>
+      </w:r>
+      <w:proofErr w:type="spellStart"/>
+      <w:r>
+        <w:t>pos</w:t>
+      </w:r>
+      <w:proofErr w:type="spellEnd"/>
+      <w:r>
+        <w:t>, int value) {</w:t>
+      </w:r>
+    </w:p>
+    <w:p>
+      <w:r>
+        <w:t xml:space="preserve">    </w:t>
+      </w:r>
+      <w:proofErr w:type="gramStart"/>
+      <w:r>
+        <w:t>int[</w:t>
+      </w:r>
+      <w:proofErr w:type="gramEnd"/>
+      <w:r>
+        <w:t xml:space="preserve">] </w:t>
+      </w:r>
+      <w:proofErr w:type="spellStart"/>
+      <w:r>
+        <w:t>newArr</w:t>
+      </w:r>
+      <w:proofErr w:type="spellEnd"/>
+      <w:r>
+        <w:t xml:space="preserve"> = new </w:t>
+      </w:r>
+      <w:proofErr w:type="gramStart"/>
+      <w:r>
+        <w:t>int[</w:t>
+      </w:r>
+      <w:proofErr w:type="spellStart"/>
+      <w:r>
+        <w:t>arr.length</w:t>
+      </w:r>
+      <w:proofErr w:type="spellEnd"/>
+      <w:proofErr w:type="gramEnd"/>
+      <w:r>
+        <w:t xml:space="preserve"> + 1</w:t>
+      </w:r>
+      <w:proofErr w:type="gramStart"/>
+      <w:r>
+        <w:t>];</w:t>
+      </w:r>
+      <w:proofErr w:type="gramEnd"/>
+    </w:p>
+    <w:p>
+      <w:r>
+        <w:t xml:space="preserve">    for (int </w:t>
+      </w:r>
+      <w:proofErr w:type="spellStart"/>
+      <w:r>
+        <w:t>i</w:t>
+      </w:r>
+      <w:proofErr w:type="spellEnd"/>
+      <w:r>
+        <w:t xml:space="preserve"> = 0; </w:t>
+      </w:r>
+      <w:proofErr w:type="spellStart"/>
+      <w:r>
+        <w:t>i</w:t>
+      </w:r>
+      <w:proofErr w:type="spellEnd"/>
+      <w:r>
+        <w:t xml:space="preserve"> &lt; </w:t>
+      </w:r>
+      <w:proofErr w:type="spellStart"/>
+      <w:r>
+        <w:t>pos</w:t>
+      </w:r>
+      <w:proofErr w:type="spellEnd"/>
+      <w:r>
+        <w:t xml:space="preserve">; </w:t>
+      </w:r>
+      <w:proofErr w:type="spellStart"/>
+      <w:r>
+        <w:t>i</w:t>
+      </w:r>
+      <w:proofErr w:type="spellEnd"/>
+      <w:r>
+        <w:t>++) {</w:t>
+      </w:r>
+    </w:p>
+    <w:p>
+      <w:r>
+        <w:t xml:space="preserve">        </w:t>
+      </w:r>
+      <w:proofErr w:type="spellStart"/>
+      <w:r>
+        <w:t>newArr</w:t>
+      </w:r>
+      <w:proofErr w:type="spellEnd"/>
+      <w:r>
+        <w:t>[</w:t>
+      </w:r>
+      <w:proofErr w:type="spellStart"/>
+      <w:r>
+        <w:t>i</w:t>
+      </w:r>
+      <w:proofErr w:type="spellEnd"/>
+      <w:r>
+        <w:t xml:space="preserve">] = </w:t>
+      </w:r>
+      <w:proofErr w:type="spellStart"/>
+      <w:r>
+        <w:t>arr</w:t>
+      </w:r>
+      <w:proofErr w:type="spellEnd"/>
+      <w:r>
+        <w:t>[</w:t>
+      </w:r>
+      <w:proofErr w:type="spellStart"/>
+      <w:r>
+        <w:t>i</w:t>
+      </w:r>
+      <w:proofErr w:type="spellEnd"/>
+      <w:proofErr w:type="gramStart"/>
+      <w:r>
+        <w:t>];</w:t>
+      </w:r>
+      <w:proofErr w:type="gramEnd"/>
+    </w:p>
+    <w:p>
+      <w:r>
+        <w:t xml:space="preserve">    }</w:t>
+      </w:r>
+    </w:p>
+    <w:p>
+      <w:r>
+        <w:t xml:space="preserve">    </w:t>
+      </w:r>
+      <w:proofErr w:type="spellStart"/>
+      <w:r>
+        <w:t>newArr</w:t>
+      </w:r>
+      <w:proofErr w:type="spellEnd"/>
+      <w:r>
+        <w:t>[</w:t>
+      </w:r>
+      <w:proofErr w:type="spellStart"/>
+      <w:r>
+        <w:t>pos</w:t>
+      </w:r>
+      <w:proofErr w:type="spellEnd"/>
+      <w:r>
+        <w:t xml:space="preserve">] = </w:t>
+      </w:r>
+      <w:proofErr w:type="gramStart"/>
+      <w:r>
+        <w:t>value;</w:t>
+      </w:r>
+      <w:proofErr w:type="gramEnd"/>
+    </w:p>
+    <w:p>
+      <w:r>
+        <w:t xml:space="preserve">    for (int </w:t>
+      </w:r>
+      <w:proofErr w:type="spellStart"/>
+      <w:r>
+        <w:t>i</w:t>
+      </w:r>
+      <w:proofErr w:type="spellEnd"/>
+      <w:r>
+        <w:t xml:space="preserve"> = </w:t>
+      </w:r>
+      <w:proofErr w:type="spellStart"/>
+      <w:r>
+        <w:t>pos</w:t>
+      </w:r>
+      <w:proofErr w:type="spellEnd"/>
+      <w:r>
+        <w:t xml:space="preserve">; </w:t>
+      </w:r>
+      <w:proofErr w:type="spellStart"/>
+      <w:r>
+        <w:t>i</w:t>
+      </w:r>
+      <w:proofErr w:type="spellEnd"/>
+      <w:r>
+        <w:t xml:space="preserve"> &lt; </w:t>
+      </w:r>
+      <w:proofErr w:type="spellStart"/>
+      <w:proofErr w:type="gramStart"/>
+      <w:r>
+        <w:t>arr.length</w:t>
+      </w:r>
+      <w:proofErr w:type="spellEnd"/>
+      <w:proofErr w:type="gramEnd"/>
+      <w:r>
+        <w:t xml:space="preserve">; </w:t>
+      </w:r>
+      <w:proofErr w:type="spellStart"/>
+      <w:r>
+        <w:t>i</w:t>
+      </w:r>
+      <w:proofErr w:type="spellEnd"/>
+      <w:r>
+        <w:t>++) {</w:t>
+      </w:r>
+    </w:p>
+    <w:p>
+      <w:r>
+        <w:t xml:space="preserve">        </w:t>
+      </w:r>
+      <w:proofErr w:type="spellStart"/>
+      <w:proofErr w:type="gramStart"/>
+      <w:r>
+        <w:t>newArr</w:t>
+      </w:r>
+      <w:proofErr w:type="spellEnd"/>
+      <w:r>
+        <w:t>[</w:t>
+      </w:r>
+      <w:proofErr w:type="spellStart"/>
+      <w:proofErr w:type="gramEnd"/>
+      <w:r>
+        <w:t>i</w:t>
+      </w:r>
+      <w:proofErr w:type="spellEnd"/>
+      <w:r>
+        <w:t xml:space="preserve"> + 1] = </w:t>
+      </w:r>
+      <w:proofErr w:type="spellStart"/>
+      <w:r>
+        <w:t>arr</w:t>
+      </w:r>
+      <w:proofErr w:type="spellEnd"/>
+      <w:r>
+        <w:t>[</w:t>
+      </w:r>
+      <w:proofErr w:type="spellStart"/>
+      <w:r>
+        <w:t>i</w:t>
+      </w:r>
+      <w:proofErr w:type="spellEnd"/>
+      <w:proofErr w:type="gramStart"/>
+      <w:r>
+        <w:t>];</w:t>
+      </w:r>
+      <w:proofErr w:type="gramEnd"/>
+    </w:p>
+    <w:p>
+      <w:r>
+        <w:t xml:space="preserve">    }</w:t>
       </w:r>
     </w:p>
     <w:p/>
     <w:p>
       <w:r>
-        <w:t xml:space="preserve">    for (int i = 0; i &lt; pos; i++) {</w:t>
-      </w:r>
-    </w:p>
-    <w:p>
-      <w:r>
-        <w:t xml:space="preserve">        newArr[i] = arr[i];</w:t>
-      </w:r>
-    </w:p>
-    <w:p>
-      <w:r>
-        <w:t xml:space="preserve">    }</w:t>
-      </w:r>
-    </w:p>
-    <w:p/>
-    <w:p>
-      <w:r>
-        <w:t xml:space="preserve">    newArr[pos] = value;</w:t>
-      </w:r>
-    </w:p>
-    <w:p/>
-    <w:p>
-      <w:r>
-        <w:t xml:space="preserve">    for (int i = pos; i &lt; arr.length; i++) {</w:t>
-      </w:r>
-    </w:p>
-    <w:p>
-      <w:r>
-        <w:t xml:space="preserve">        newArr[i + 1] = arr[i];</w:t>
-      </w:r>
-    </w:p>
-    <w:p>
-      <w:r>
-        <w:t xml:space="preserve">    }</w:t>
-      </w:r>
-    </w:p>
-    <w:p/>
-    <w:p>
-      <w:r>
-        <w:t xml:space="preserve">    return newArr;</w:t>
-      </w:r>
-    </w:p>
-    <w:p>
-      <w:r>
+        <w:t xml:space="preserve">    return </w:t>
+      </w:r>
+      <w:proofErr w:type="spellStart"/>
+      <w:proofErr w:type="gramStart"/>
+      <w:r>
+        <w:t>newArr</w:t>
+      </w:r>
+      <w:proofErr w:type="spellEnd"/>
+      <w:r>
+        <w:t>;</w:t>
+      </w:r>
+      <w:proofErr w:type="gramEnd"/>
+    </w:p>
+    <w:p>
+      <w:r>
+        <w:lastRenderedPageBreak/>
         <w:t>}</w:t>
       </w:r>
     </w:p>
@@ -696,26 +1487,162 @@
       </w:r>
     </w:p>
     <w:p>
-      <w:r>
-        <w:t>int[] deleteAtPos(int[] arr, int pos) {</w:t>
-      </w:r>
-    </w:p>
-    <w:p>
-      <w:r>
-        <w:t xml:space="preserve">    int[] newArr = new int[arr.length - 1];</w:t>
-      </w:r>
+      <w:proofErr w:type="gramStart"/>
+      <w:r>
+        <w:t>int[</w:t>
+      </w:r>
+      <w:proofErr w:type="gramEnd"/>
+      <w:r>
+        <w:t xml:space="preserve">] </w:t>
+      </w:r>
+      <w:proofErr w:type="spellStart"/>
+      <w:r>
+        <w:t>deleteAtPos</w:t>
+      </w:r>
+      <w:proofErr w:type="spellEnd"/>
+      <w:r>
+        <w:t>(</w:t>
+      </w:r>
+      <w:proofErr w:type="gramStart"/>
+      <w:r>
+        <w:t>int[</w:t>
+      </w:r>
+      <w:proofErr w:type="gramEnd"/>
+      <w:r>
+        <w:t xml:space="preserve">] </w:t>
+      </w:r>
+      <w:proofErr w:type="spellStart"/>
+      <w:r>
+        <w:t>arr</w:t>
+      </w:r>
+      <w:proofErr w:type="spellEnd"/>
+      <w:r>
+        <w:t xml:space="preserve">, int </w:t>
+      </w:r>
+      <w:proofErr w:type="spellStart"/>
+      <w:r>
+        <w:t>pos</w:t>
+      </w:r>
+      <w:proofErr w:type="spellEnd"/>
+      <w:r>
+        <w:t>) {</w:t>
+      </w:r>
+    </w:p>
+    <w:p>
+      <w:r>
+        <w:t xml:space="preserve">    </w:t>
+      </w:r>
+      <w:proofErr w:type="gramStart"/>
+      <w:r>
+        <w:t>int[</w:t>
+      </w:r>
+      <w:proofErr w:type="gramEnd"/>
+      <w:r>
+        <w:t xml:space="preserve">] </w:t>
+      </w:r>
+      <w:proofErr w:type="spellStart"/>
+      <w:r>
+        <w:t>newArr</w:t>
+      </w:r>
+      <w:proofErr w:type="spellEnd"/>
+      <w:r>
+        <w:t xml:space="preserve"> = new </w:t>
+      </w:r>
+      <w:proofErr w:type="gramStart"/>
+      <w:r>
+        <w:t>int[</w:t>
+      </w:r>
+      <w:proofErr w:type="spellStart"/>
+      <w:r>
+        <w:t>arr.length</w:t>
+      </w:r>
+      <w:proofErr w:type="spellEnd"/>
+      <w:proofErr w:type="gramEnd"/>
+      <w:r>
+        <w:t xml:space="preserve"> - 1</w:t>
+      </w:r>
+      <w:proofErr w:type="gramStart"/>
+      <w:r>
+        <w:t>];</w:t>
+      </w:r>
+      <w:proofErr w:type="gramEnd"/>
     </w:p>
     <w:p/>
     <w:p>
       <w:r>
-        <w:lastRenderedPageBreak/>
-        <w:t xml:space="preserve">    for (int i = 0; i &lt; pos; i++) {</w:t>
-      </w:r>
-    </w:p>
-    <w:p>
-      <w:r>
-        <w:t xml:space="preserve">        newArr[i] = arr[i];</w:t>
-      </w:r>
+        <w:t xml:space="preserve">    for (int </w:t>
+      </w:r>
+      <w:proofErr w:type="spellStart"/>
+      <w:r>
+        <w:t>i</w:t>
+      </w:r>
+      <w:proofErr w:type="spellEnd"/>
+      <w:r>
+        <w:t xml:space="preserve"> = 0; </w:t>
+      </w:r>
+      <w:proofErr w:type="spellStart"/>
+      <w:r>
+        <w:t>i</w:t>
+      </w:r>
+      <w:proofErr w:type="spellEnd"/>
+      <w:r>
+        <w:t xml:space="preserve"> &lt; </w:t>
+      </w:r>
+      <w:proofErr w:type="spellStart"/>
+      <w:r>
+        <w:t>pos</w:t>
+      </w:r>
+      <w:proofErr w:type="spellEnd"/>
+      <w:r>
+        <w:t xml:space="preserve">; </w:t>
+      </w:r>
+      <w:proofErr w:type="spellStart"/>
+      <w:r>
+        <w:t>i</w:t>
+      </w:r>
+      <w:proofErr w:type="spellEnd"/>
+      <w:r>
+        <w:t>++) {</w:t>
+      </w:r>
+    </w:p>
+    <w:p>
+      <w:r>
+        <w:t xml:space="preserve">        </w:t>
+      </w:r>
+      <w:proofErr w:type="spellStart"/>
+      <w:r>
+        <w:t>newArr</w:t>
+      </w:r>
+      <w:proofErr w:type="spellEnd"/>
+      <w:r>
+        <w:t>[</w:t>
+      </w:r>
+      <w:proofErr w:type="spellStart"/>
+      <w:r>
+        <w:t>i</w:t>
+      </w:r>
+      <w:proofErr w:type="spellEnd"/>
+      <w:r>
+        <w:t xml:space="preserve">] = </w:t>
+      </w:r>
+      <w:proofErr w:type="spellStart"/>
+      <w:r>
+        <w:t>arr</w:t>
+      </w:r>
+      <w:proofErr w:type="spellEnd"/>
+      <w:r>
+        <w:t>[</w:t>
+      </w:r>
+      <w:proofErr w:type="spellStart"/>
+      <w:r>
+        <w:t>i</w:t>
+      </w:r>
+      <w:proofErr w:type="spellEnd"/>
+      <w:proofErr w:type="gramStart"/>
+      <w:r>
+        <w:t>];</w:t>
+      </w:r>
+      <w:proofErr w:type="gramEnd"/>
     </w:p>
     <w:p>
       <w:r>
@@ -725,13 +1652,91 @@
     <w:p/>
     <w:p>
       <w:r>
-        <w:t xml:space="preserve">    for (int i = pos + 1; i &lt; arr.length; i++) {</w:t>
-      </w:r>
-    </w:p>
-    <w:p>
-      <w:r>
-        <w:t xml:space="preserve">        newArr[i - 1] = arr[i];</w:t>
-      </w:r>
+        <w:t xml:space="preserve">    for (int </w:t>
+      </w:r>
+      <w:proofErr w:type="spellStart"/>
+      <w:r>
+        <w:t>i</w:t>
+      </w:r>
+      <w:proofErr w:type="spellEnd"/>
+      <w:r>
+        <w:t xml:space="preserve"> = </w:t>
+      </w:r>
+      <w:proofErr w:type="spellStart"/>
+      <w:r>
+        <w:t>pos</w:t>
+      </w:r>
+      <w:proofErr w:type="spellEnd"/>
+      <w:r>
+        <w:t xml:space="preserve"> + 1; </w:t>
+      </w:r>
+      <w:proofErr w:type="spellStart"/>
+      <w:r>
+        <w:t>i</w:t>
+      </w:r>
+      <w:proofErr w:type="spellEnd"/>
+      <w:r>
+        <w:t xml:space="preserve"> &lt; </w:t>
+      </w:r>
+      <w:proofErr w:type="spellStart"/>
+      <w:proofErr w:type="gramStart"/>
+      <w:r>
+        <w:t>arr.length</w:t>
+      </w:r>
+      <w:proofErr w:type="spellEnd"/>
+      <w:proofErr w:type="gramEnd"/>
+      <w:r>
+        <w:t xml:space="preserve">; </w:t>
+      </w:r>
+      <w:proofErr w:type="spellStart"/>
+      <w:r>
+        <w:t>i</w:t>
+      </w:r>
+      <w:proofErr w:type="spellEnd"/>
+      <w:r>
+        <w:t>++) {</w:t>
+      </w:r>
+    </w:p>
+    <w:p>
+      <w:r>
+        <w:t xml:space="preserve">        </w:t>
+      </w:r>
+      <w:proofErr w:type="spellStart"/>
+      <w:proofErr w:type="gramStart"/>
+      <w:r>
+        <w:t>newArr</w:t>
+      </w:r>
+      <w:proofErr w:type="spellEnd"/>
+      <w:r>
+        <w:t>[</w:t>
+      </w:r>
+      <w:proofErr w:type="spellStart"/>
+      <w:proofErr w:type="gramEnd"/>
+      <w:r>
+        <w:t>i</w:t>
+      </w:r>
+      <w:proofErr w:type="spellEnd"/>
+      <w:r>
+        <w:t xml:space="preserve"> - 1] = </w:t>
+      </w:r>
+      <w:proofErr w:type="spellStart"/>
+      <w:r>
+        <w:t>arr</w:t>
+      </w:r>
+      <w:proofErr w:type="spellEnd"/>
+      <w:r>
+        <w:t>[</w:t>
+      </w:r>
+      <w:proofErr w:type="spellStart"/>
+      <w:r>
+        <w:t>i</w:t>
+      </w:r>
+      <w:proofErr w:type="spellEnd"/>
+      <w:proofErr w:type="gramStart"/>
+      <w:r>
+        <w:t>];</w:t>
+      </w:r>
+      <w:proofErr w:type="gramEnd"/>
     </w:p>
     <w:p>
       <w:r>
@@ -741,8 +1746,18 @@
     <w:p/>
     <w:p>
       <w:r>
-        <w:t xml:space="preserve">    return newArr;</w:t>
-      </w:r>
+        <w:t xml:space="preserve">    return </w:t>
+      </w:r>
+      <w:proofErr w:type="spellStart"/>
+      <w:proofErr w:type="gramStart"/>
+      <w:r>
+        <w:t>newArr</w:t>
+      </w:r>
+      <w:proofErr w:type="spellEnd"/>
+      <w:r>
+        <w:t>;</w:t>
+      </w:r>
+      <w:proofErr w:type="gramEnd"/>
     </w:p>
     <w:p>
       <w:r>
@@ -773,13 +1788,42 @@
     </w:p>
     <w:p>
       <w:r>
-        <w:t>void update(int[] arr, int index, int value) {</w:t>
-      </w:r>
-    </w:p>
-    <w:p>
-      <w:r>
-        <w:t xml:space="preserve">    arr[index] = value;</w:t>
-      </w:r>
+        <w:t>void update(</w:t>
+      </w:r>
+      <w:proofErr w:type="gramStart"/>
+      <w:r>
+        <w:t>int[</w:t>
+      </w:r>
+      <w:proofErr w:type="gramEnd"/>
+      <w:r>
+        <w:t xml:space="preserve">] </w:t>
+      </w:r>
+      <w:proofErr w:type="spellStart"/>
+      <w:r>
+        <w:t>arr</w:t>
+      </w:r>
+      <w:proofErr w:type="spellEnd"/>
+      <w:r>
+        <w:t>, int index, int value) {</w:t>
+      </w:r>
+    </w:p>
+    <w:p>
+      <w:r>
+        <w:t xml:space="preserve">    </w:t>
+      </w:r>
+      <w:proofErr w:type="spellStart"/>
+      <w:r>
+        <w:t>arr</w:t>
+      </w:r>
+      <w:proofErr w:type="spellEnd"/>
+      <w:r>
+        <w:t xml:space="preserve">[index] = </w:t>
+      </w:r>
+      <w:proofErr w:type="gramStart"/>
+      <w:r>
+        <w:t>value;</w:t>
+      </w:r>
+      <w:proofErr w:type="gramEnd"/>
     </w:p>
     <w:p>
       <w:r>
@@ -794,7 +1838,15 @@
         </w:numPr>
       </w:pPr>
       <w:r>
-        <w:t>Time → O(1)</w:t>
+        <w:t xml:space="preserve">Time → </w:t>
+      </w:r>
+      <w:proofErr w:type="gramStart"/>
+      <w:r>
+        <w:t>O(</w:t>
+      </w:r>
+      <w:proofErr w:type="gramEnd"/>
+      <w:r>
+        <w:t>1)</w:t>
       </w:r>
     </w:p>
     <w:p>
@@ -833,28 +1885,173 @@
           <w:bCs/>
         </w:rPr>
       </w:pPr>
-      <w:r>
-        <w:rPr>
-          <w:b/>
-          <w:bCs/>
-        </w:rPr>
+    </w:p>
+    <w:p>
+      <w:pPr>
+        <w:rPr>
+          <w:b/>
+          <w:bCs/>
+        </w:rPr>
+      </w:pPr>
+    </w:p>
+    <w:p>
+      <w:pPr>
+        <w:rPr>
+          <w:b/>
+          <w:bCs/>
+        </w:rPr>
+      </w:pPr>
+      <w:r>
+        <w:rPr>
+          <w:b/>
+          <w:bCs/>
+        </w:rPr>
+        <w:lastRenderedPageBreak/>
         <w:t>Linear Search</w:t>
       </w:r>
     </w:p>
     <w:p>
-      <w:r>
-        <w:t>int linearSearch(int[] arr, int key) {</w:t>
-      </w:r>
-    </w:p>
-    <w:p>
-      <w:r>
-        <w:t xml:space="preserve">    for (int i = 0; i &lt; arr.length; i++) {</w:t>
-      </w:r>
-    </w:p>
-    <w:p>
-      <w:r>
-        <w:t xml:space="preserve">        if (arr[i] == key) return i;</w:t>
-      </w:r>
+      <w:pPr>
+        <w:rPr>
+          <w:b/>
+          <w:bCs/>
+        </w:rPr>
+      </w:pPr>
+      <w:r>
+        <w:rPr>
+          <w:b/>
+          <w:bCs/>
+        </w:rPr>
+        <w:t>100,200,300,400,500</w:t>
+      </w:r>
+    </w:p>
+    <w:p>
+      <w:pPr>
+        <w:rPr>
+          <w:b/>
+          <w:bCs/>
+        </w:rPr>
+      </w:pPr>
+      <w:r>
+        <w:rPr>
+          <w:b/>
+          <w:bCs/>
+        </w:rPr>
+        <w:t xml:space="preserve">Key </w:t>
+      </w:r>
+      <w:r>
+        <w:rPr>
+          <w:b/>
+          <w:bCs/>
+        </w:rPr>
+        <w:sym w:font="Wingdings" w:char="F0E0"/>
+      </w:r>
+      <w:r>
+        <w:rPr>
+          <w:b/>
+          <w:bCs/>
+        </w:rPr>
+        <w:t xml:space="preserve"> 500</w:t>
+      </w:r>
+    </w:p>
+    <w:p>
+      <w:r>
+        <w:t xml:space="preserve">int </w:t>
+      </w:r>
+      <w:proofErr w:type="spellStart"/>
+      <w:r>
+        <w:t>linearSearch</w:t>
+      </w:r>
+      <w:proofErr w:type="spellEnd"/>
+      <w:r>
+        <w:t>(</w:t>
+      </w:r>
+      <w:proofErr w:type="gramStart"/>
+      <w:r>
+        <w:t>int[</w:t>
+      </w:r>
+      <w:proofErr w:type="gramEnd"/>
+      <w:r>
+        <w:t xml:space="preserve">] </w:t>
+      </w:r>
+      <w:proofErr w:type="spellStart"/>
+      <w:r>
+        <w:t>arr</w:t>
+      </w:r>
+      <w:proofErr w:type="spellEnd"/>
+      <w:r>
+        <w:t>, int key) {</w:t>
+      </w:r>
+    </w:p>
+    <w:p>
+      <w:r>
+        <w:t xml:space="preserve">    for (int </w:t>
+      </w:r>
+      <w:proofErr w:type="spellStart"/>
+      <w:r>
+        <w:t>i</w:t>
+      </w:r>
+      <w:proofErr w:type="spellEnd"/>
+      <w:r>
+        <w:t xml:space="preserve"> = 0; </w:t>
+      </w:r>
+      <w:proofErr w:type="spellStart"/>
+      <w:r>
+        <w:t>i</w:t>
+      </w:r>
+      <w:proofErr w:type="spellEnd"/>
+      <w:r>
+        <w:t xml:space="preserve"> &lt; </w:t>
+      </w:r>
+      <w:proofErr w:type="spellStart"/>
+      <w:proofErr w:type="gramStart"/>
+      <w:r>
+        <w:t>arr.length</w:t>
+      </w:r>
+      <w:proofErr w:type="spellEnd"/>
+      <w:proofErr w:type="gramEnd"/>
+      <w:r>
+        <w:t xml:space="preserve">; </w:t>
+      </w:r>
+      <w:proofErr w:type="spellStart"/>
+      <w:r>
+        <w:t>i</w:t>
+      </w:r>
+      <w:proofErr w:type="spellEnd"/>
+      <w:r>
+        <w:t>++) {</w:t>
+      </w:r>
+    </w:p>
+    <w:p>
+      <w:r>
+        <w:t xml:space="preserve">        if (</w:t>
+      </w:r>
+      <w:proofErr w:type="spellStart"/>
+      <w:r>
+        <w:t>arr</w:t>
+      </w:r>
+      <w:proofErr w:type="spellEnd"/>
+      <w:r>
+        <w:t>[</w:t>
+      </w:r>
+      <w:proofErr w:type="spellStart"/>
+      <w:r>
+        <w:t>i</w:t>
+      </w:r>
+      <w:proofErr w:type="spellEnd"/>
+      <w:r>
+        <w:t xml:space="preserve">] == key) return </w:t>
+      </w:r>
+      <w:proofErr w:type="spellStart"/>
+      <w:proofErr w:type="gramStart"/>
+      <w:r>
+        <w:t>i</w:t>
+      </w:r>
+      <w:proofErr w:type="spellEnd"/>
+      <w:r>
+        <w:t>;</w:t>
+      </w:r>
+      <w:proofErr w:type="gramEnd"/>
     </w:p>
     <w:p>
       <w:r>
@@ -863,8 +2060,16 @@
     </w:p>
     <w:p>
       <w:r>
-        <w:t xml:space="preserve">    return -1;</w:t>
-      </w:r>
+        <w:t xml:space="preserve">    return </w:t>
+      </w:r>
+      <w:proofErr w:type="gramStart"/>
+      <w:r>
+        <w:t>-1</w:t>
+      </w:r>
+      <w:r>
+        <w:t>;</w:t>
+      </w:r>
+      <w:proofErr w:type="gramEnd"/>
     </w:p>
     <w:p>
       <w:r>
@@ -901,21 +2106,58 @@
           <w:b/>
           <w:bCs/>
         </w:rPr>
-        <w:lastRenderedPageBreak/>
         <w:t>Binary Search (Array Must Be Sorted)</w:t>
       </w:r>
     </w:p>
     <w:p>
       <w:r>
-        <w:t>int binarySearch(int[] arr, int key) {</w:t>
-      </w:r>
-    </w:p>
-    <w:p>
-      <w:r>
-        <w:t xml:space="preserve">    int low = 0, high = arr.length - 1;</w:t>
-      </w:r>
-    </w:p>
-    <w:p/>
+        <w:t xml:space="preserve">int </w:t>
+      </w:r>
+      <w:proofErr w:type="spellStart"/>
+      <w:r>
+        <w:t>binarySearch</w:t>
+      </w:r>
+      <w:proofErr w:type="spellEnd"/>
+      <w:r>
+        <w:t>(</w:t>
+      </w:r>
+      <w:proofErr w:type="gramStart"/>
+      <w:r>
+        <w:t>int[</w:t>
+      </w:r>
+      <w:proofErr w:type="gramEnd"/>
+      <w:r>
+        <w:t xml:space="preserve">] </w:t>
+      </w:r>
+      <w:proofErr w:type="spellStart"/>
+      <w:r>
+        <w:t>arr</w:t>
+      </w:r>
+      <w:proofErr w:type="spellEnd"/>
+      <w:r>
+        <w:t>, int key) {</w:t>
+      </w:r>
+    </w:p>
+    <w:p>
+      <w:r>
+        <w:t xml:space="preserve">    int low = 0, high = </w:t>
+      </w:r>
+      <w:proofErr w:type="spellStart"/>
+      <w:proofErr w:type="gramStart"/>
+      <w:r>
+        <w:t>arr.length</w:t>
+      </w:r>
+      <w:proofErr w:type="spellEnd"/>
+      <w:proofErr w:type="gramEnd"/>
+      <w:r>
+        <w:t xml:space="preserve"> - </w:t>
+      </w:r>
+      <w:proofErr w:type="gramStart"/>
+      <w:r>
+        <w:t>1;</w:t>
+      </w:r>
+      <w:proofErr w:type="gramEnd"/>
+    </w:p>
     <w:p>
       <w:r>
         <w:t xml:space="preserve">    while (low &lt;= high) {</w:t>
@@ -923,24 +2165,59 @@
     </w:p>
     <w:p>
       <w:r>
-        <w:t xml:space="preserve">        int mid = (low + high) / 2;</w:t>
-      </w:r>
-    </w:p>
-    <w:p/>
-    <w:p>
-      <w:r>
-        <w:t xml:space="preserve">        if (arr[mid] == key) return mid;</w:t>
-      </w:r>
-    </w:p>
-    <w:p>
-      <w:r>
-        <w:t xml:space="preserve">        else if (arr[mid] &lt; key) low = mid + 1;</w:t>
-      </w:r>
-    </w:p>
-    <w:p>
-      <w:r>
-        <w:t xml:space="preserve">        else high = mid - 1;</w:t>
-      </w:r>
+        <w:t xml:space="preserve">        int mid = (low + high) / </w:t>
+      </w:r>
+      <w:proofErr w:type="gramStart"/>
+      <w:r>
+        <w:t>2;</w:t>
+      </w:r>
+      <w:proofErr w:type="gramEnd"/>
+    </w:p>
+    <w:p>
+      <w:r>
+        <w:t xml:space="preserve">        if (</w:t>
+      </w:r>
+      <w:proofErr w:type="spellStart"/>
+      <w:r>
+        <w:t>arr</w:t>
+      </w:r>
+      <w:proofErr w:type="spellEnd"/>
+      <w:r>
+        <w:t xml:space="preserve">[mid] == key) return </w:t>
+      </w:r>
+      <w:proofErr w:type="gramStart"/>
+      <w:r>
+        <w:t>mid;</w:t>
+      </w:r>
+      <w:proofErr w:type="gramEnd"/>
+    </w:p>
+    <w:p>
+      <w:r>
+        <w:t xml:space="preserve">        else if (</w:t>
+      </w:r>
+      <w:proofErr w:type="spellStart"/>
+      <w:r>
+        <w:t>arr</w:t>
+      </w:r>
+      <w:proofErr w:type="spellEnd"/>
+      <w:r>
+        <w:t xml:space="preserve">[mid] &lt; key) low = mid + </w:t>
+      </w:r>
+      <w:proofErr w:type="gramStart"/>
+      <w:r>
+        <w:t>1;</w:t>
+      </w:r>
+      <w:proofErr w:type="gramEnd"/>
+    </w:p>
+    <w:p>
+      <w:r>
+        <w:t xml:space="preserve">        else high = mid - </w:t>
+      </w:r>
+      <w:proofErr w:type="gramStart"/>
+      <w:r>
+        <w:t>1;</w:t>
+      </w:r>
+      <w:proofErr w:type="gramEnd"/>
     </w:p>
     <w:p>
       <w:r>
@@ -949,12 +2226,37 @@
     </w:p>
     <w:p>
       <w:r>
-        <w:t xml:space="preserve">    return -1;</w:t>
-      </w:r>
+        <w:t xml:space="preserve">    return </w:t>
+      </w:r>
+      <w:proofErr w:type="gramStart"/>
+      <w:r>
+        <w:t>-1;</w:t>
+      </w:r>
+      <w:proofErr w:type="gramEnd"/>
     </w:p>
     <w:p>
       <w:r>
         <w:t>}</w:t>
+      </w:r>
+    </w:p>
+    <w:p>
+      <w:r>
+        <w:t>1,</w:t>
+      </w:r>
+      <w:r>
+        <w:tab/>
+        <w:t>36</w:t>
+      </w:r>
+      <w:r>
+        <w:tab/>
+        <w:t>50</w:t>
+      </w:r>
+      <w:r>
+        <w:tab/>
+      </w:r>
+      <w:r>
+        <w:tab/>
+        <w:t>100</w:t>
       </w:r>
     </w:p>
     <w:p>
@@ -965,9 +2267,20 @@
         </w:numPr>
       </w:pPr>
       <w:r>
-        <w:t>Time → O(log n)</w:t>
-      </w:r>
-    </w:p>
+        <w:t xml:space="preserve">Time → </w:t>
+      </w:r>
+      <w:proofErr w:type="gramStart"/>
+      <w:r>
+        <w:t>O(</w:t>
+      </w:r>
+      <w:proofErr w:type="gramEnd"/>
+      <w:r>
+        <w:t>log n)</w:t>
+      </w:r>
+    </w:p>
+    <w:p/>
+    <w:p/>
+    <w:p/>
     <w:p>
       <w:r>
         <w:pict w14:anchorId="197E93EF">
@@ -987,6 +2300,7 @@
           <w:b/>
           <w:bCs/>
         </w:rPr>
+        <w:lastRenderedPageBreak/>
         <w:t>5. 1D Array Problems (IMPORTANT)</w:t>
       </w:r>
     </w:p>
@@ -1014,15 +2328,60 @@
     </w:p>
     <w:p>
       <w:r>
-        <w:t>void reverse(int[] arr) {</w:t>
-      </w:r>
-    </w:p>
-    <w:p>
-      <w:r>
-        <w:t xml:space="preserve">    int left = 0, right = arr.length - 1;</w:t>
-      </w:r>
-    </w:p>
-    <w:p/>
+        <w:t>100,200,300,400</w:t>
+      </w:r>
+    </w:p>
+    <w:p>
+      <w:r>
+        <w:t>400,200,300,100</w:t>
+      </w:r>
+    </w:p>
+    <w:p>
+      <w:r>
+        <w:t>400,300,200,100</w:t>
+      </w:r>
+    </w:p>
+    <w:p>
+      <w:r>
+        <w:t>void reverse(</w:t>
+      </w:r>
+      <w:proofErr w:type="gramStart"/>
+      <w:r>
+        <w:t>int[</w:t>
+      </w:r>
+      <w:proofErr w:type="gramEnd"/>
+      <w:r>
+        <w:t xml:space="preserve">] </w:t>
+      </w:r>
+      <w:proofErr w:type="spellStart"/>
+      <w:r>
+        <w:t>arr</w:t>
+      </w:r>
+      <w:proofErr w:type="spellEnd"/>
+      <w:r>
+        <w:t>) {</w:t>
+      </w:r>
+    </w:p>
+    <w:p>
+      <w:r>
+        <w:t xml:space="preserve">    int left = 0, right = </w:t>
+      </w:r>
+      <w:proofErr w:type="spellStart"/>
+      <w:proofErr w:type="gramStart"/>
+      <w:r>
+        <w:t>arr.length</w:t>
+      </w:r>
+      <w:proofErr w:type="spellEnd"/>
+      <w:proofErr w:type="gramEnd"/>
+      <w:r>
+        <w:t xml:space="preserve"> - </w:t>
+      </w:r>
+      <w:proofErr w:type="gramStart"/>
+      <w:r>
+        <w:t>1;</w:t>
+      </w:r>
+      <w:proofErr w:type="gramEnd"/>
+    </w:p>
     <w:p>
       <w:r>
         <w:t xml:space="preserve">    while (left &lt; right) {</w:t>
@@ -1030,33 +2389,102 @@
     </w:p>
     <w:p>
       <w:r>
-        <w:t xml:space="preserve">        int temp = arr[left];</w:t>
-      </w:r>
-    </w:p>
-    <w:p>
-      <w:r>
-        <w:t xml:space="preserve">        arr[left] = arr[right];</w:t>
-      </w:r>
-    </w:p>
-    <w:p>
-      <w:r>
-        <w:t xml:space="preserve">        arr[right] = temp;</w:t>
-      </w:r>
-    </w:p>
-    <w:p/>
+        <w:t xml:space="preserve">        int temp = </w:t>
+      </w:r>
+      <w:proofErr w:type="spellStart"/>
+      <w:r>
+        <w:t>arr</w:t>
+      </w:r>
+      <w:proofErr w:type="spellEnd"/>
+      <w:r>
+        <w:t>[left];</w:t>
+      </w:r>
+      <w:r>
+        <w:tab/>
+      </w:r>
+      <w:r>
+        <w:tab/>
+        <w:t>100</w:t>
+      </w:r>
+    </w:p>
+    <w:p>
+      <w:r>
+        <w:t xml:space="preserve">        </w:t>
+      </w:r>
+      <w:proofErr w:type="spellStart"/>
+      <w:r>
+        <w:t>arr</w:t>
+      </w:r>
+      <w:proofErr w:type="spellEnd"/>
+      <w:r>
+        <w:t xml:space="preserve">[left] = </w:t>
+      </w:r>
+      <w:proofErr w:type="spellStart"/>
+      <w:r>
+        <w:t>arr</w:t>
+      </w:r>
+      <w:proofErr w:type="spellEnd"/>
+      <w:r>
+        <w:t>[right];</w:t>
+      </w:r>
+      <w:r>
+        <w:tab/>
+      </w:r>
+      <w:r>
+        <w:tab/>
+        <w:t>400</w:t>
+      </w:r>
+    </w:p>
+    <w:p>
+      <w:r>
+        <w:t xml:space="preserve">        </w:t>
+      </w:r>
+      <w:proofErr w:type="spellStart"/>
+      <w:r>
+        <w:t>arr</w:t>
+      </w:r>
+      <w:proofErr w:type="spellEnd"/>
+      <w:r>
+        <w:t>[right] = temp;</w:t>
+      </w:r>
+      <w:r>
+        <w:tab/>
+      </w:r>
+      <w:r>
+        <w:tab/>
+      </w:r>
+      <w:r>
+        <w:tab/>
+        <w:t>100</w:t>
+      </w:r>
+    </w:p>
     <w:p>
       <w:r>
         <w:t xml:space="preserve">        left++;</w:t>
       </w:r>
-    </w:p>
-    <w:p>
-      <w:r>
-        <w:t xml:space="preserve">        right--;</w:t>
-      </w:r>
-    </w:p>
-    <w:p>
-      <w:r>
-        <w:lastRenderedPageBreak/>
+      <w:r>
+        <w:tab/>
+      </w:r>
+      <w:r>
+        <w:tab/>
+      </w:r>
+      <w:r>
+        <w:tab/>
+        <w:t>1,2</w:t>
+      </w:r>
+    </w:p>
+    <w:p>
+      <w:r>
+        <w:t xml:space="preserve">        right-</w:t>
+      </w:r>
+      <w:proofErr w:type="gramStart"/>
+      <w:r>
+        <w:t>-;</w:t>
+      </w:r>
+      <w:proofErr w:type="gramEnd"/>
+    </w:p>
+    <w:p>
+      <w:r>
         <w:t xml:space="preserve">    }</w:t>
       </w:r>
     </w:p>
@@ -1088,24 +2516,161 @@
       </w:r>
     </w:p>
     <w:p>
-      <w:r>
-        <w:t>int findMax(int[] arr) {</w:t>
-      </w:r>
-    </w:p>
-    <w:p>
-      <w:r>
-        <w:t xml:space="preserve">    int max = arr[0];</w:t>
-      </w:r>
-    </w:p>
-    <w:p>
-      <w:r>
-        <w:t xml:space="preserve">    for (int i = 1; i &lt; arr.length; i++) {</w:t>
-      </w:r>
-    </w:p>
-    <w:p>
-      <w:r>
-        <w:t xml:space="preserve">        if (arr[i] &gt; max) max = arr[i];</w:t>
-      </w:r>
+      <w:pPr>
+        <w:rPr>
+          <w:b/>
+          <w:bCs/>
+        </w:rPr>
+      </w:pPr>
+      <w:r>
+        <w:rPr>
+          <w:b/>
+          <w:bCs/>
+        </w:rPr>
+        <w:t>4,1,7,9,3,</w:t>
+      </w:r>
+    </w:p>
+    <w:p>
+      <w:r>
+        <w:t xml:space="preserve">int </w:t>
+      </w:r>
+      <w:proofErr w:type="spellStart"/>
+      <w:r>
+        <w:t>findMax</w:t>
+      </w:r>
+      <w:proofErr w:type="spellEnd"/>
+      <w:r>
+        <w:t>(</w:t>
+      </w:r>
+      <w:proofErr w:type="gramStart"/>
+      <w:r>
+        <w:t>int[</w:t>
+      </w:r>
+      <w:proofErr w:type="gramEnd"/>
+      <w:r>
+        <w:t xml:space="preserve">] </w:t>
+      </w:r>
+      <w:proofErr w:type="spellStart"/>
+      <w:r>
+        <w:t>arr</w:t>
+      </w:r>
+      <w:proofErr w:type="spellEnd"/>
+      <w:r>
+        <w:t>) {</w:t>
+      </w:r>
+    </w:p>
+    <w:p>
+      <w:r>
+        <w:t xml:space="preserve">    int max = </w:t>
+      </w:r>
+      <w:proofErr w:type="spellStart"/>
+      <w:proofErr w:type="gramStart"/>
+      <w:r>
+        <w:t>arr</w:t>
+      </w:r>
+      <w:proofErr w:type="spellEnd"/>
+      <w:r>
+        <w:t>[</w:t>
+      </w:r>
+      <w:proofErr w:type="gramEnd"/>
+      <w:r>
+        <w:t>0</w:t>
+      </w:r>
+      <w:proofErr w:type="gramStart"/>
+      <w:r>
+        <w:t>];</w:t>
+      </w:r>
+      <w:proofErr w:type="gramEnd"/>
+    </w:p>
+    <w:p>
+      <w:r>
+        <w:t xml:space="preserve">    for (int </w:t>
+      </w:r>
+      <w:proofErr w:type="spellStart"/>
+      <w:r>
+        <w:t>i</w:t>
+      </w:r>
+      <w:proofErr w:type="spellEnd"/>
+      <w:r>
+        <w:t xml:space="preserve"> = </w:t>
+      </w:r>
+      <w:r>
+        <w:t>1</w:t>
+      </w:r>
+      <w:r>
+        <w:t xml:space="preserve">; </w:t>
+      </w:r>
+      <w:proofErr w:type="spellStart"/>
+      <w:r>
+        <w:t>i</w:t>
+      </w:r>
+      <w:proofErr w:type="spellEnd"/>
+      <w:r>
+        <w:t xml:space="preserve"> &lt; </w:t>
+      </w:r>
+      <w:proofErr w:type="spellStart"/>
+      <w:proofErr w:type="gramStart"/>
+      <w:r>
+        <w:t>arr.length</w:t>
+      </w:r>
+      <w:proofErr w:type="spellEnd"/>
+      <w:proofErr w:type="gramEnd"/>
+      <w:r>
+        <w:t xml:space="preserve">; </w:t>
+      </w:r>
+      <w:proofErr w:type="spellStart"/>
+      <w:r>
+        <w:t>i</w:t>
+      </w:r>
+      <w:proofErr w:type="spellEnd"/>
+      <w:r>
+        <w:t>++) {</w:t>
+      </w:r>
+    </w:p>
+    <w:p>
+      <w:r>
+        <w:t xml:space="preserve">        if (</w:t>
+      </w:r>
+      <w:proofErr w:type="spellStart"/>
+      <w:r>
+        <w:t>arr</w:t>
+      </w:r>
+      <w:proofErr w:type="spellEnd"/>
+      <w:r>
+        <w:t>[</w:t>
+      </w:r>
+      <w:proofErr w:type="spellStart"/>
+      <w:r>
+        <w:t>i</w:t>
+      </w:r>
+      <w:proofErr w:type="spellEnd"/>
+      <w:r>
+        <w:t xml:space="preserve">] </w:t>
+      </w:r>
+      <w:r>
+        <w:t>&gt;</w:t>
+      </w:r>
+      <w:r>
+        <w:t xml:space="preserve"> max) max = </w:t>
+      </w:r>
+      <w:proofErr w:type="spellStart"/>
+      <w:r>
+        <w:t>arr</w:t>
+      </w:r>
+      <w:proofErr w:type="spellEnd"/>
+      <w:r>
+        <w:t>[</w:t>
+      </w:r>
+      <w:proofErr w:type="spellStart"/>
+      <w:r>
+        <w:t>i</w:t>
+      </w:r>
+      <w:proofErr w:type="spellEnd"/>
+      <w:proofErr w:type="gramStart"/>
+      <w:r>
+        <w:t>];</w:t>
+      </w:r>
+      <w:proofErr w:type="gramEnd"/>
     </w:p>
     <w:p>
       <w:r>
@@ -1114,8 +2679,13 @@
     </w:p>
     <w:p>
       <w:r>
-        <w:t xml:space="preserve">    return max;</w:t>
-      </w:r>
+        <w:t xml:space="preserve">    return </w:t>
+      </w:r>
+      <w:proofErr w:type="gramStart"/>
+      <w:r>
+        <w:t>max;</w:t>
+      </w:r>
+      <w:proofErr w:type="gramEnd"/>
     </w:p>
     <w:p>
       <w:r>
@@ -1146,23 +2716,90 @@
     </w:p>
     <w:p>
       <w:r>
-        <w:t>int secondLargest(int[] arr) {</w:t>
-      </w:r>
-    </w:p>
-    <w:p>
-      <w:r>
-        <w:t xml:space="preserve">    int max = Integer.MIN_VALUE;</w:t>
-      </w:r>
-    </w:p>
-    <w:p>
-      <w:r>
-        <w:t xml:space="preserve">    int second = Integer.MIN_VALUE;</w:t>
-      </w:r>
+        <w:lastRenderedPageBreak/>
+        <w:t xml:space="preserve">int </w:t>
+      </w:r>
+      <w:proofErr w:type="spellStart"/>
+      <w:r>
+        <w:t>secondLargest</w:t>
+      </w:r>
+      <w:proofErr w:type="spellEnd"/>
+      <w:r>
+        <w:t>(</w:t>
+      </w:r>
+      <w:proofErr w:type="gramStart"/>
+      <w:r>
+        <w:t>int[</w:t>
+      </w:r>
+      <w:proofErr w:type="gramEnd"/>
+      <w:r>
+        <w:t xml:space="preserve">] </w:t>
+      </w:r>
+      <w:proofErr w:type="spellStart"/>
+      <w:r>
+        <w:t>arr</w:t>
+      </w:r>
+      <w:proofErr w:type="spellEnd"/>
+      <w:r>
+        <w:t>) {</w:t>
+      </w:r>
+    </w:p>
+    <w:p>
+      <w:r>
+        <w:t xml:space="preserve">    int max = </w:t>
+      </w:r>
+      <w:proofErr w:type="spellStart"/>
+      <w:r>
+        <w:t>Integer.MIN_</w:t>
+      </w:r>
+      <w:proofErr w:type="gramStart"/>
+      <w:r>
+        <w:t>VALUE</w:t>
+      </w:r>
+      <w:proofErr w:type="spellEnd"/>
+      <w:r>
+        <w:t>;</w:t>
+      </w:r>
+      <w:proofErr w:type="gramEnd"/>
+    </w:p>
+    <w:p>
+      <w:r>
+        <w:t xml:space="preserve">    int second = </w:t>
+      </w:r>
+      <w:proofErr w:type="spellStart"/>
+      <w:r>
+        <w:t>Integer.MIN_</w:t>
+      </w:r>
+      <w:proofErr w:type="gramStart"/>
+      <w:r>
+        <w:t>VALUE</w:t>
+      </w:r>
+      <w:proofErr w:type="spellEnd"/>
+      <w:r>
+        <w:t>;</w:t>
+      </w:r>
+      <w:proofErr w:type="gramEnd"/>
     </w:p>
     <w:p/>
     <w:p>
       <w:r>
-        <w:t xml:space="preserve">    for (int x : arr) {</w:t>
+        <w:t xml:space="preserve">    for (int </w:t>
+      </w:r>
+      <w:proofErr w:type="gramStart"/>
+      <w:r>
+        <w:t>x :</w:t>
+      </w:r>
+      <w:proofErr w:type="gramEnd"/>
+      <w:r>
+        <w:t xml:space="preserve"> </w:t>
+      </w:r>
+      <w:proofErr w:type="spellStart"/>
+      <w:r>
+        <w:t>arr</w:t>
+      </w:r>
+      <w:proofErr w:type="spellEnd"/>
+      <w:r>
+        <w:t>) {</w:t>
       </w:r>
     </w:p>
     <w:p>
@@ -1172,23 +2809,46 @@
     </w:p>
     <w:p>
       <w:r>
-        <w:t xml:space="preserve">            second = max;</w:t>
-      </w:r>
-    </w:p>
-    <w:p>
-      <w:r>
-        <w:t xml:space="preserve">            max = x;</w:t>
-      </w:r>
-    </w:p>
-    <w:p>
-      <w:r>
-        <w:t xml:space="preserve">        } else if (x &gt; second &amp;&amp; x != max) {</w:t>
-      </w:r>
-    </w:p>
-    <w:p>
-      <w:r>
-        <w:t xml:space="preserve">            second = x;</w:t>
-      </w:r>
+        <w:t xml:space="preserve">            second = </w:t>
+      </w:r>
+      <w:proofErr w:type="gramStart"/>
+      <w:r>
+        <w:t>max;</w:t>
+      </w:r>
+      <w:proofErr w:type="gramEnd"/>
+    </w:p>
+    <w:p>
+      <w:r>
+        <w:t xml:space="preserve">            max = </w:t>
+      </w:r>
+      <w:proofErr w:type="gramStart"/>
+      <w:r>
+        <w:t>x;</w:t>
+      </w:r>
+      <w:proofErr w:type="gramEnd"/>
+    </w:p>
+    <w:p>
+      <w:r>
+        <w:t xml:space="preserve">        } else if (x &gt; second &amp;&amp; </w:t>
+      </w:r>
+      <w:proofErr w:type="gramStart"/>
+      <w:r>
+        <w:t>x !</w:t>
+      </w:r>
+      <w:proofErr w:type="gramEnd"/>
+      <w:r>
+        <w:t>= max) {</w:t>
+      </w:r>
+    </w:p>
+    <w:p>
+      <w:r>
+        <w:t xml:space="preserve">            second = </w:t>
+      </w:r>
+      <w:proofErr w:type="gramStart"/>
+      <w:r>
+        <w:t>x;</w:t>
+      </w:r>
+      <w:proofErr w:type="gramEnd"/>
     </w:p>
     <w:p>
       <w:r>
@@ -1202,8 +2862,13 @@
     </w:p>
     <w:p>
       <w:r>
-        <w:t xml:space="preserve">    return second;</w:t>
-      </w:r>
+        <w:t xml:space="preserve">    return </w:t>
+      </w:r>
+      <w:proofErr w:type="gramStart"/>
+      <w:r>
+        <w:t>second;</w:t>
+      </w:r>
+      <w:proofErr w:type="gramEnd"/>
     </w:p>
     <w:p>
       <w:r>
@@ -1229,7 +2894,6 @@
           <w:b/>
           <w:bCs/>
         </w:rPr>
-        <w:lastRenderedPageBreak/>
         <w:t>6. 2D Array (Matrix)</w:t>
       </w:r>
     </w:p>
@@ -1333,9 +2997,27 @@
       </w:r>
     </w:p>
     <w:p>
-      <w:r>
-        <w:t>int[][] matrix = new int[2][3];</w:t>
-      </w:r>
+      <w:proofErr w:type="gramStart"/>
+      <w:r>
+        <w:t>int[][</w:t>
+      </w:r>
+      <w:proofErr w:type="gramEnd"/>
+      <w:r>
+        <w:t xml:space="preserve">] matrix = new </w:t>
+      </w:r>
+      <w:proofErr w:type="gramStart"/>
+      <w:r>
+        <w:t>int[</w:t>
+      </w:r>
+      <w:proofErr w:type="gramEnd"/>
+      <w:r>
+        <w:t>2][3</w:t>
+      </w:r>
+      <w:proofErr w:type="gramStart"/>
+      <w:r>
+        <w:t>];</w:t>
+      </w:r>
+      <w:proofErr w:type="gramEnd"/>
     </w:p>
     <w:p>
       <w:r>
@@ -1351,33 +3033,126 @@
           <w:bCs/>
         </w:rPr>
       </w:pPr>
-      <w:r>
-        <w:rPr>
-          <w:b/>
-          <w:bCs/>
-        </w:rPr>
+    </w:p>
+    <w:p>
+      <w:pPr>
+        <w:rPr>
+          <w:b/>
+          <w:bCs/>
+        </w:rPr>
+      </w:pPr>
+      <w:r>
+        <w:rPr>
+          <w:b/>
+          <w:bCs/>
+        </w:rPr>
+        <w:lastRenderedPageBreak/>
         <w:t>Traversal</w:t>
       </w:r>
     </w:p>
     <w:p>
       <w:r>
-        <w:t>void traverse2D(int[][] mat) {</w:t>
-      </w:r>
-    </w:p>
-    <w:p>
-      <w:r>
-        <w:t xml:space="preserve">    for (int i = 0; i &lt; mat.length; i++) {</w:t>
-      </w:r>
-    </w:p>
-    <w:p>
-      <w:r>
-        <w:t xml:space="preserve">        for (int j = 0; j &lt; mat[i].length; j++) {</w:t>
-      </w:r>
-    </w:p>
-    <w:p>
-      <w:r>
-        <w:t xml:space="preserve">            System.out.print(mat[i][j] + " ");</w:t>
-      </w:r>
+        <w:t>void traverse2D(</w:t>
+      </w:r>
+      <w:proofErr w:type="gramStart"/>
+      <w:r>
+        <w:t>int[][</w:t>
+      </w:r>
+      <w:proofErr w:type="gramEnd"/>
+      <w:r>
+        <w:t>] mat) {</w:t>
+      </w:r>
+    </w:p>
+    <w:p>
+      <w:r>
+        <w:t xml:space="preserve">    for (int </w:t>
+      </w:r>
+      <w:proofErr w:type="spellStart"/>
+      <w:r>
+        <w:t>i</w:t>
+      </w:r>
+      <w:proofErr w:type="spellEnd"/>
+      <w:r>
+        <w:t xml:space="preserve"> = 0; </w:t>
+      </w:r>
+      <w:proofErr w:type="spellStart"/>
+      <w:r>
+        <w:t>i</w:t>
+      </w:r>
+      <w:proofErr w:type="spellEnd"/>
+      <w:r>
+        <w:t xml:space="preserve"> &lt; </w:t>
+      </w:r>
+      <w:proofErr w:type="spellStart"/>
+      <w:proofErr w:type="gramStart"/>
+      <w:r>
+        <w:t>mat.length</w:t>
+      </w:r>
+      <w:proofErr w:type="spellEnd"/>
+      <w:proofErr w:type="gramEnd"/>
+      <w:r>
+        <w:t xml:space="preserve">; </w:t>
+      </w:r>
+      <w:proofErr w:type="spellStart"/>
+      <w:r>
+        <w:t>i</w:t>
+      </w:r>
+      <w:proofErr w:type="spellEnd"/>
+      <w:r>
+        <w:t>++) {</w:t>
+      </w:r>
+    </w:p>
+    <w:p>
+      <w:r>
+        <w:t xml:space="preserve">        for (int j = 0; j &lt; mat[</w:t>
+      </w:r>
+      <w:proofErr w:type="spellStart"/>
+      <w:r>
+        <w:t>i</w:t>
+      </w:r>
+      <w:proofErr w:type="spellEnd"/>
+      <w:proofErr w:type="gramStart"/>
+      <w:r>
+        <w:t>].length</w:t>
+      </w:r>
+      <w:proofErr w:type="gramEnd"/>
+      <w:r>
+        <w:t xml:space="preserve">; </w:t>
+      </w:r>
+      <w:proofErr w:type="spellStart"/>
+      <w:r>
+        <w:t>j++</w:t>
+      </w:r>
+      <w:proofErr w:type="spellEnd"/>
+      <w:r>
+        <w:t>) {</w:t>
+      </w:r>
+    </w:p>
+    <w:p>
+      <w:r>
+        <w:t xml:space="preserve">            </w:t>
+      </w:r>
+      <w:proofErr w:type="spellStart"/>
+      <w:r>
+        <w:t>System.out.print</w:t>
+      </w:r>
+      <w:proofErr w:type="spellEnd"/>
+      <w:r>
+        <w:t>(mat[</w:t>
+      </w:r>
+      <w:proofErr w:type="spellStart"/>
+      <w:r>
+        <w:t>i</w:t>
+      </w:r>
+      <w:proofErr w:type="spellEnd"/>
+      <w:r>
+        <w:t>][j] + " "</w:t>
+      </w:r>
+      <w:proofErr w:type="gramStart"/>
+      <w:r>
+        <w:t>);</w:t>
+      </w:r>
+      <w:proofErr w:type="gramEnd"/>
     </w:p>
     <w:p>
       <w:r>
@@ -1386,8 +3161,21 @@
     </w:p>
     <w:p>
       <w:r>
-        <w:t xml:space="preserve">        System.out.println();</w:t>
-      </w:r>
+        <w:t xml:space="preserve">        </w:t>
+      </w:r>
+      <w:proofErr w:type="spellStart"/>
+      <w:r>
+        <w:t>System.out.println</w:t>
+      </w:r>
+      <w:proofErr w:type="spellEnd"/>
+      <w:r>
+        <w:t>(</w:t>
+      </w:r>
+      <w:proofErr w:type="gramStart"/>
+      <w:r>
+        <w:t>);</w:t>
+      </w:r>
+      <w:proofErr w:type="gramEnd"/>
     </w:p>
     <w:p>
       <w:r>
@@ -1422,31 +3210,161 @@
       </w:r>
     </w:p>
     <w:p>
-      <w:r>
-        <w:t>int[][] add(int[][] a, int[][] b) {</w:t>
-      </w:r>
-    </w:p>
-    <w:p>
-      <w:r>
-        <w:t xml:space="preserve">    int[][] result = new int[a.length][a[0].length];</w:t>
-      </w:r>
+      <w:proofErr w:type="gramStart"/>
+      <w:r>
+        <w:t>int[][</w:t>
+      </w:r>
+      <w:proofErr w:type="gramEnd"/>
+      <w:r>
+        <w:t>] add(</w:t>
+      </w:r>
+      <w:proofErr w:type="gramStart"/>
+      <w:r>
+        <w:t>int[][</w:t>
+      </w:r>
+      <w:proofErr w:type="gramEnd"/>
+      <w:r>
+        <w:t xml:space="preserve">] a, </w:t>
+      </w:r>
+      <w:proofErr w:type="gramStart"/>
+      <w:r>
+        <w:t>int[][</w:t>
+      </w:r>
+      <w:proofErr w:type="gramEnd"/>
+      <w:r>
+        <w:t>] b) {</w:t>
+      </w:r>
+    </w:p>
+    <w:p>
+      <w:r>
+        <w:t xml:space="preserve">    </w:t>
+      </w:r>
+      <w:proofErr w:type="gramStart"/>
+      <w:r>
+        <w:t>int[][</w:t>
+      </w:r>
+      <w:proofErr w:type="gramEnd"/>
+      <w:r>
+        <w:t>] result = new int[</w:t>
+      </w:r>
+      <w:proofErr w:type="spellStart"/>
+      <w:proofErr w:type="gramStart"/>
+      <w:r>
+        <w:t>a.length</w:t>
+      </w:r>
+      <w:proofErr w:type="spellEnd"/>
+      <w:proofErr w:type="gramEnd"/>
+      <w:r>
+        <w:t>][a[0</w:t>
+      </w:r>
+      <w:proofErr w:type="gramStart"/>
+      <w:r>
+        <w:t>].length];</w:t>
+      </w:r>
+      <w:proofErr w:type="gramEnd"/>
     </w:p>
     <w:p/>
     <w:p>
       <w:r>
-        <w:t xml:space="preserve">    for (int i = 0; i &lt; a.length; i++) {</w:t>
-      </w:r>
-    </w:p>
-    <w:p>
-      <w:r>
-        <w:t xml:space="preserve">        for (int j = 0; j &lt; a[0].length; j++) {</w:t>
-      </w:r>
-    </w:p>
-    <w:p>
-      <w:r>
-        <w:lastRenderedPageBreak/>
-        <w:t xml:space="preserve">            result[i][j] = a[i][j] + b[i][j];</w:t>
-      </w:r>
+        <w:t xml:space="preserve">    for (int </w:t>
+      </w:r>
+      <w:proofErr w:type="spellStart"/>
+      <w:r>
+        <w:t>i</w:t>
+      </w:r>
+      <w:proofErr w:type="spellEnd"/>
+      <w:r>
+        <w:t xml:space="preserve"> = 0; </w:t>
+      </w:r>
+      <w:proofErr w:type="spellStart"/>
+      <w:r>
+        <w:t>i</w:t>
+      </w:r>
+      <w:proofErr w:type="spellEnd"/>
+      <w:r>
+        <w:t xml:space="preserve"> &lt; </w:t>
+      </w:r>
+      <w:proofErr w:type="spellStart"/>
+      <w:proofErr w:type="gramStart"/>
+      <w:r>
+        <w:t>a.length</w:t>
+      </w:r>
+      <w:proofErr w:type="spellEnd"/>
+      <w:proofErr w:type="gramEnd"/>
+      <w:r>
+        <w:t xml:space="preserve">; </w:t>
+      </w:r>
+      <w:proofErr w:type="spellStart"/>
+      <w:r>
+        <w:t>i</w:t>
+      </w:r>
+      <w:proofErr w:type="spellEnd"/>
+      <w:r>
+        <w:t>++) {</w:t>
+      </w:r>
+    </w:p>
+    <w:p>
+      <w:r>
+        <w:t xml:space="preserve">        for (int j = 0; j &lt; </w:t>
+      </w:r>
+      <w:proofErr w:type="gramStart"/>
+      <w:r>
+        <w:t>a[</w:t>
+      </w:r>
+      <w:proofErr w:type="gramEnd"/>
+      <w:r>
+        <w:t>0</w:t>
+      </w:r>
+      <w:proofErr w:type="gramStart"/>
+      <w:r>
+        <w:t>].length</w:t>
+      </w:r>
+      <w:proofErr w:type="gramEnd"/>
+      <w:r>
+        <w:t xml:space="preserve">; </w:t>
+      </w:r>
+      <w:proofErr w:type="spellStart"/>
+      <w:r>
+        <w:t>j++</w:t>
+      </w:r>
+      <w:proofErr w:type="spellEnd"/>
+      <w:r>
+        <w:t>) {</w:t>
+      </w:r>
+    </w:p>
+    <w:p>
+      <w:r>
+        <w:t xml:space="preserve">            result[</w:t>
+      </w:r>
+      <w:proofErr w:type="spellStart"/>
+      <w:r>
+        <w:t>i</w:t>
+      </w:r>
+      <w:proofErr w:type="spellEnd"/>
+      <w:r>
+        <w:t>][j] = a[</w:t>
+      </w:r>
+      <w:proofErr w:type="spellStart"/>
+      <w:r>
+        <w:t>i</w:t>
+      </w:r>
+      <w:proofErr w:type="spellEnd"/>
+      <w:r>
+        <w:t>][j] + b[</w:t>
+      </w:r>
+      <w:proofErr w:type="spellStart"/>
+      <w:r>
+        <w:t>i</w:t>
+      </w:r>
+      <w:proofErr w:type="spellEnd"/>
+      <w:r>
+        <w:t>][j</w:t>
+      </w:r>
+      <w:proofErr w:type="gramStart"/>
+      <w:r>
+        <w:t>];</w:t>
+      </w:r>
+      <w:proofErr w:type="gramEnd"/>
     </w:p>
     <w:p>
       <w:r>
@@ -1460,8 +3378,13 @@
     </w:p>
     <w:p>
       <w:r>
-        <w:t xml:space="preserve">    return result;</w:t>
-      </w:r>
+        <w:t xml:space="preserve">    return </w:t>
+      </w:r>
+      <w:proofErr w:type="gramStart"/>
+      <w:r>
+        <w:t>result;</w:t>
+      </w:r>
+      <w:proofErr w:type="gramEnd"/>
     </w:p>
     <w:p>
       <w:r>
@@ -1487,7 +3410,23 @@
           <w:b/>
           <w:bCs/>
         </w:rPr>
-        <w:t>7. Array Rotation (Interview Favorite)</w:t>
+        <w:t xml:space="preserve">7. Array Rotation (Interview </w:t>
+      </w:r>
+      <w:proofErr w:type="spellStart"/>
+      <w:r>
+        <w:rPr>
+          <w:b/>
+          <w:bCs/>
+        </w:rPr>
+        <w:t>Favorite</w:t>
+      </w:r>
+      <w:proofErr w:type="spellEnd"/>
+      <w:r>
+        <w:rPr>
+          <w:b/>
+          <w:bCs/>
+        </w:rPr>
+        <w:t>)</w:t>
       </w:r>
     </w:p>
     <w:p>
@@ -1514,28 +3453,152 @@
     </w:p>
     <w:p>
       <w:r>
-        <w:t>void rotateRight(int[] arr, int k) {</w:t>
-      </w:r>
-    </w:p>
-    <w:p>
-      <w:r>
-        <w:t xml:space="preserve">    k = k % arr.length;</w:t>
-      </w:r>
-    </w:p>
-    <w:p>
-      <w:r>
-        <w:t xml:space="preserve">    reversePart(arr, 0, arr.length - 1);</w:t>
-      </w:r>
-    </w:p>
-    <w:p>
-      <w:r>
-        <w:t xml:space="preserve">    reversePart(arr, 0, k - 1);</w:t>
-      </w:r>
-    </w:p>
-    <w:p>
-      <w:r>
-        <w:t xml:space="preserve">    reversePart(arr, k, arr.length - 1);</w:t>
-      </w:r>
+        <w:t xml:space="preserve">void </w:t>
+      </w:r>
+      <w:proofErr w:type="spellStart"/>
+      <w:r>
+        <w:t>rotateRight</w:t>
+      </w:r>
+      <w:proofErr w:type="spellEnd"/>
+      <w:r>
+        <w:t>(</w:t>
+      </w:r>
+      <w:proofErr w:type="gramStart"/>
+      <w:r>
+        <w:t>int[</w:t>
+      </w:r>
+      <w:proofErr w:type="gramEnd"/>
+      <w:r>
+        <w:t xml:space="preserve">] </w:t>
+      </w:r>
+      <w:proofErr w:type="spellStart"/>
+      <w:r>
+        <w:t>arr</w:t>
+      </w:r>
+      <w:proofErr w:type="spellEnd"/>
+      <w:r>
+        <w:t>, int k) {</w:t>
+      </w:r>
+    </w:p>
+    <w:p>
+      <w:r>
+        <w:t xml:space="preserve">    k = k % </w:t>
+      </w:r>
+      <w:proofErr w:type="spellStart"/>
+      <w:proofErr w:type="gramStart"/>
+      <w:r>
+        <w:t>arr.length</w:t>
+      </w:r>
+      <w:proofErr w:type="spellEnd"/>
+      <w:proofErr w:type="gramEnd"/>
+      <w:r>
+        <w:t>;</w:t>
+      </w:r>
+    </w:p>
+    <w:p>
+      <w:r>
+        <w:t xml:space="preserve">    </w:t>
+      </w:r>
+      <w:proofErr w:type="spellStart"/>
+      <w:proofErr w:type="gramStart"/>
+      <w:r>
+        <w:t>reversePart</w:t>
+      </w:r>
+      <w:proofErr w:type="spellEnd"/>
+      <w:r>
+        <w:t>(</w:t>
+      </w:r>
+      <w:proofErr w:type="spellStart"/>
+      <w:proofErr w:type="gramEnd"/>
+      <w:r>
+        <w:t>arr</w:t>
+      </w:r>
+      <w:proofErr w:type="spellEnd"/>
+      <w:r>
+        <w:t xml:space="preserve">, 0, </w:t>
+      </w:r>
+      <w:proofErr w:type="spellStart"/>
+      <w:proofErr w:type="gramStart"/>
+      <w:r>
+        <w:t>arr.length</w:t>
+      </w:r>
+      <w:proofErr w:type="spellEnd"/>
+      <w:proofErr w:type="gramEnd"/>
+      <w:r>
+        <w:t xml:space="preserve"> - 1</w:t>
+      </w:r>
+      <w:proofErr w:type="gramStart"/>
+      <w:r>
+        <w:t>);</w:t>
+      </w:r>
+      <w:proofErr w:type="gramEnd"/>
+    </w:p>
+    <w:p>
+      <w:r>
+        <w:lastRenderedPageBreak/>
+        <w:t xml:space="preserve">    </w:t>
+      </w:r>
+      <w:proofErr w:type="spellStart"/>
+      <w:proofErr w:type="gramStart"/>
+      <w:r>
+        <w:t>reversePart</w:t>
+      </w:r>
+      <w:proofErr w:type="spellEnd"/>
+      <w:r>
+        <w:t>(</w:t>
+      </w:r>
+      <w:proofErr w:type="spellStart"/>
+      <w:proofErr w:type="gramEnd"/>
+      <w:r>
+        <w:t>arr</w:t>
+      </w:r>
+      <w:proofErr w:type="spellEnd"/>
+      <w:r>
+        <w:t>, 0, k - 1</w:t>
+      </w:r>
+      <w:proofErr w:type="gramStart"/>
+      <w:r>
+        <w:t>);</w:t>
+      </w:r>
+      <w:proofErr w:type="gramEnd"/>
+    </w:p>
+    <w:p>
+      <w:r>
+        <w:t xml:space="preserve">    </w:t>
+      </w:r>
+      <w:proofErr w:type="spellStart"/>
+      <w:proofErr w:type="gramStart"/>
+      <w:r>
+        <w:t>reversePart</w:t>
+      </w:r>
+      <w:proofErr w:type="spellEnd"/>
+      <w:r>
+        <w:t>(</w:t>
+      </w:r>
+      <w:proofErr w:type="spellStart"/>
+      <w:proofErr w:type="gramEnd"/>
+      <w:r>
+        <w:t>arr</w:t>
+      </w:r>
+      <w:proofErr w:type="spellEnd"/>
+      <w:r>
+        <w:t xml:space="preserve">, k, </w:t>
+      </w:r>
+      <w:proofErr w:type="spellStart"/>
+      <w:proofErr w:type="gramStart"/>
+      <w:r>
+        <w:t>arr.length</w:t>
+      </w:r>
+      <w:proofErr w:type="spellEnd"/>
+      <w:proofErr w:type="gramEnd"/>
+      <w:r>
+        <w:t xml:space="preserve"> - 1</w:t>
+      </w:r>
+      <w:proofErr w:type="gramStart"/>
+      <w:r>
+        <w:t>);</w:t>
+      </w:r>
+      <w:proofErr w:type="gramEnd"/>
     </w:p>
     <w:p>
       <w:r>
@@ -1545,7 +3608,31 @@
     <w:p/>
     <w:p>
       <w:r>
-        <w:t>void reversePart(int[] arr, int l, int r) {</w:t>
+        <w:t xml:space="preserve">void </w:t>
+      </w:r>
+      <w:proofErr w:type="spellStart"/>
+      <w:r>
+        <w:t>reversePart</w:t>
+      </w:r>
+      <w:proofErr w:type="spellEnd"/>
+      <w:r>
+        <w:t>(</w:t>
+      </w:r>
+      <w:proofErr w:type="gramStart"/>
+      <w:r>
+        <w:t>int[</w:t>
+      </w:r>
+      <w:proofErr w:type="gramEnd"/>
+      <w:r>
+        <w:t xml:space="preserve">] </w:t>
+      </w:r>
+      <w:proofErr w:type="spellStart"/>
+      <w:r>
+        <w:t>arr</w:t>
+      </w:r>
+      <w:proofErr w:type="spellEnd"/>
+      <w:r>
+        <w:t>, int l, int r) {</w:t>
       </w:r>
     </w:p>
     <w:p>
@@ -1555,18 +3642,65 @@
     </w:p>
     <w:p>
       <w:r>
-        <w:t xml:space="preserve">        int t = arr[l];</w:t>
-      </w:r>
-    </w:p>
-    <w:p>
-      <w:r>
-        <w:t xml:space="preserve">        arr[l++] = arr[r];</w:t>
-      </w:r>
-    </w:p>
-    <w:p>
-      <w:r>
-        <w:t xml:space="preserve">        arr[r--] = t;</w:t>
-      </w:r>
+        <w:t xml:space="preserve">        int t = </w:t>
+      </w:r>
+      <w:proofErr w:type="spellStart"/>
+      <w:r>
+        <w:t>arr</w:t>
+      </w:r>
+      <w:proofErr w:type="spellEnd"/>
+      <w:r>
+        <w:t>[l</w:t>
+      </w:r>
+      <w:proofErr w:type="gramStart"/>
+      <w:r>
+        <w:t>];</w:t>
+      </w:r>
+      <w:proofErr w:type="gramEnd"/>
+    </w:p>
+    <w:p>
+      <w:r>
+        <w:t xml:space="preserve">        </w:t>
+      </w:r>
+      <w:proofErr w:type="spellStart"/>
+      <w:r>
+        <w:t>arr</w:t>
+      </w:r>
+      <w:proofErr w:type="spellEnd"/>
+      <w:r>
+        <w:t xml:space="preserve">[l++] = </w:t>
+      </w:r>
+      <w:proofErr w:type="spellStart"/>
+      <w:r>
+        <w:t>arr</w:t>
+      </w:r>
+      <w:proofErr w:type="spellEnd"/>
+      <w:r>
+        <w:t>[r</w:t>
+      </w:r>
+      <w:proofErr w:type="gramStart"/>
+      <w:r>
+        <w:t>];</w:t>
+      </w:r>
+      <w:proofErr w:type="gramEnd"/>
+    </w:p>
+    <w:p>
+      <w:r>
+        <w:t xml:space="preserve">        </w:t>
+      </w:r>
+      <w:proofErr w:type="spellStart"/>
+      <w:r>
+        <w:t>arr</w:t>
+      </w:r>
+      <w:proofErr w:type="spellEnd"/>
+      <w:r>
+        <w:t xml:space="preserve">[r--] = </w:t>
+      </w:r>
+      <w:proofErr w:type="gramStart"/>
+      <w:r>
+        <w:t>t;</w:t>
+      </w:r>
+      <w:proofErr w:type="gramEnd"/>
     </w:p>
     <w:p>
       <w:r>
@@ -1608,7 +3742,15 @@
         </w:numPr>
       </w:pPr>
       <w:r>
-        <w:t>Access → O(1)</w:t>
+        <w:t xml:space="preserve">Access → </w:t>
+      </w:r>
+      <w:proofErr w:type="gramStart"/>
+      <w:r>
+        <w:t>O(</w:t>
+      </w:r>
+      <w:proofErr w:type="gramEnd"/>
+      <w:r>
+        <w:t>1)</w:t>
       </w:r>
     </w:p>
     <w:p>
@@ -1641,8 +3783,15 @@
         </w:numPr>
       </w:pPr>
       <w:r>
-        <w:lastRenderedPageBreak/>
-        <w:t>Binary Search → O(log n)</w:t>
+        <w:t xml:space="preserve">Binary Search → </w:t>
+      </w:r>
+      <w:proofErr w:type="gramStart"/>
+      <w:r>
+        <w:t>O(</w:t>
+      </w:r>
+      <w:proofErr w:type="gramEnd"/>
+      <w:r>
+        <w:t>log n)</w:t>
       </w:r>
     </w:p>
     <w:p>
@@ -1657,6 +3806,48 @@
       </w:r>
     </w:p>
     <w:p>
+      <w:pPr>
+        <w:ind w:left="720"/>
+      </w:pPr>
+      <w:r>
+        <w:t xml:space="preserve">Int </w:t>
+      </w:r>
+      <w:proofErr w:type="spellStart"/>
+      <w:proofErr w:type="gramStart"/>
+      <w:r>
+        <w:t>num</w:t>
+      </w:r>
+      <w:proofErr w:type="spellEnd"/>
+      <w:r>
+        <w:t>[</w:t>
+      </w:r>
+      <w:proofErr w:type="gramEnd"/>
+      <w:r>
+        <w:t xml:space="preserve">]=new </w:t>
+      </w:r>
+      <w:proofErr w:type="gramStart"/>
+      <w:r>
+        <w:t>int[</w:t>
+      </w:r>
+      <w:proofErr w:type="gramEnd"/>
+      <w:r>
+        <w:t>2</w:t>
+      </w:r>
+      <w:proofErr w:type="gramStart"/>
+      <w:r>
+        <w:t>];</w:t>
+      </w:r>
+      <w:proofErr w:type="gramEnd"/>
+    </w:p>
+    <w:p>
+      <w:pPr>
+        <w:ind w:left="720"/>
+      </w:pPr>
+      <w:r>
+        <w:t>[][][][] [][][][]</w:t>
+      </w:r>
+    </w:p>
+    <w:p>
       <w:r>
         <w:pict w14:anchorId="1022FF68">
           <v:rect id="_x0000_i1051" style="width:0;height:1.5pt" o:hralign="center" o:hrstd="t" o:hr="t" fillcolor="#a0a0a0" stroked="f"/>
@@ -1752,6 +3943,7 @@
         </w:numPr>
       </w:pPr>
       <w:r>
+        <w:lastRenderedPageBreak/>
         <w:t>Costly insertion &amp; deletion</w:t>
       </w:r>
     </w:p>
@@ -1862,7 +4054,15 @@
         </w:numPr>
       </w:pPr>
       <w:r>
-        <w:t>Why array index access is O(1)?</w:t>
+        <w:t xml:space="preserve">Why array index access is </w:t>
+      </w:r>
+      <w:proofErr w:type="gramStart"/>
+      <w:r>
+        <w:t>O(</w:t>
+      </w:r>
+      <w:proofErr w:type="gramEnd"/>
+      <w:r>
+        <w:t>1)?</w:t>
       </w:r>
     </w:p>
     <w:p>
@@ -1936,8 +4136,8 @@
         <w:rPr>
           <w:b/>
           <w:bCs/>
-        </w:rPr>
-        <w:lastRenderedPageBreak/>
+          <w:highlight w:val="yellow"/>
+        </w:rPr>
         <w:t>Array is a linear data structure that stores homogeneous elements in contiguous memory, offering fast access but costly insertion and deletion.</w:t>
       </w:r>
     </w:p>
@@ -2298,9 +4498,19 @@
       </w:r>
     </w:p>
     <w:p>
-      <w:r>
-        <w:t>char[] str = {'J','A','V','A'};</w:t>
-      </w:r>
+      <w:proofErr w:type="gramStart"/>
+      <w:r>
+        <w:t>char[</w:t>
+      </w:r>
+      <w:proofErr w:type="gramEnd"/>
+      <w:r>
+        <w:t>] str = {'J','A','V','A'</w:t>
+      </w:r>
+      <w:proofErr w:type="gramStart"/>
+      <w:r>
+        <w:t>};</w:t>
+      </w:r>
+      <w:proofErr w:type="gramEnd"/>
     </w:p>
     <w:p>
       <w:r>
@@ -2349,9 +4559,19 @@
       </w:r>
     </w:p>
     <w:p>
-      <w:r>
-        <w:t>char[] str = {'H','E','L','L','O'};</w:t>
-      </w:r>
+      <w:proofErr w:type="gramStart"/>
+      <w:r>
+        <w:t>char[</w:t>
+      </w:r>
+      <w:proofErr w:type="gramEnd"/>
+      <w:r>
+        <w:t>] str = {'H','E','L','L','O'</w:t>
+      </w:r>
+      <w:proofErr w:type="gramStart"/>
+      <w:r>
+        <w:t>};</w:t>
+      </w:r>
+      <w:proofErr w:type="gramEnd"/>
     </w:p>
     <w:p>
       <w:r>
@@ -2360,7 +4580,15 @@
     </w:p>
     <w:p>
       <w:r>
-        <w:t>Index →  0   1   2   3   4</w:t>
+        <w:t xml:space="preserve">Index </w:t>
+      </w:r>
+      <w:proofErr w:type="gramStart"/>
+      <w:r>
+        <w:t>→  0</w:t>
+      </w:r>
+      <w:proofErr w:type="gramEnd"/>
+      <w:r>
+        <w:t xml:space="preserve">   1   2   3   4</w:t>
       </w:r>
     </w:p>
     <w:p>
@@ -2387,7 +4615,15 @@
         </w:numPr>
       </w:pPr>
       <w:r>
-        <w:t>Access time → O(1)</w:t>
+        <w:t xml:space="preserve">Access time → </w:t>
+      </w:r>
+      <w:proofErr w:type="gramStart"/>
+      <w:r>
+        <w:t>O(</w:t>
+      </w:r>
+      <w:proofErr w:type="gramEnd"/>
+      <w:r>
+        <w:t>1)</w:t>
       </w:r>
     </w:p>
     <w:p>
@@ -2424,8 +4660,13 @@
           <w:numId w:val="18"/>
         </w:numPr>
       </w:pPr>
-      <w:r>
-        <w:t>String.reverse()</w:t>
+      <w:proofErr w:type="spellStart"/>
+      <w:r>
+        <w:t>String.reverse</w:t>
+      </w:r>
+      <w:proofErr w:type="spellEnd"/>
+      <w:r>
+        <w:t>()</w:t>
       </w:r>
     </w:p>
     <w:p>
@@ -2435,8 +4676,13 @@
           <w:numId w:val="18"/>
         </w:numPr>
       </w:pPr>
-      <w:r>
-        <w:t>contains()</w:t>
+      <w:proofErr w:type="gramStart"/>
+      <w:r>
+        <w:t>contains(</w:t>
+      </w:r>
+      <w:proofErr w:type="gramEnd"/>
+      <w:r>
+        <w:t>)</w:t>
       </w:r>
     </w:p>
     <w:p>
@@ -2446,8 +4692,13 @@
           <w:numId w:val="18"/>
         </w:numPr>
       </w:pPr>
-      <w:r>
-        <w:t>split()</w:t>
+      <w:proofErr w:type="gramStart"/>
+      <w:r>
+        <w:t>split(</w:t>
+      </w:r>
+      <w:proofErr w:type="gramEnd"/>
+      <w:r>
+        <w:t>)</w:t>
       </w:r>
     </w:p>
     <w:p>
@@ -2457,8 +4708,13 @@
           <w:numId w:val="18"/>
         </w:numPr>
       </w:pPr>
-      <w:r>
-        <w:t>replace()</w:t>
+      <w:proofErr w:type="gramStart"/>
+      <w:r>
+        <w:t>replace(</w:t>
+      </w:r>
+      <w:proofErr w:type="gramEnd"/>
+      <w:r>
+        <w:t>)</w:t>
       </w:r>
     </w:p>
     <w:p>
@@ -2473,8 +4729,18 @@
           <w:numId w:val="19"/>
         </w:numPr>
       </w:pPr>
-      <w:r>
-        <w:t>charAt() (conceptually same as array access)</w:t>
+      <w:proofErr w:type="spellStart"/>
+      <w:proofErr w:type="gramStart"/>
+      <w:r>
+        <w:t>charAt</w:t>
+      </w:r>
+      <w:proofErr w:type="spellEnd"/>
+      <w:r>
+        <w:t>(</w:t>
+      </w:r>
+      <w:proofErr w:type="gramEnd"/>
+      <w:r>
+        <w:t>) (conceptually same as array access)</w:t>
       </w:r>
     </w:p>
     <w:p>
@@ -2545,28 +4811,70 @@
           <w:b/>
           <w:bCs/>
         </w:rPr>
-        <w:t>Without using length()</w:t>
-      </w:r>
-    </w:p>
-    <w:p>
-      <w:r>
-        <w:t>int length(char[] str) {</w:t>
-      </w:r>
-    </w:p>
-    <w:p>
-      <w:r>
-        <w:t xml:space="preserve">    int count = 0;</w:t>
-      </w:r>
-    </w:p>
-    <w:p>
-      <w:r>
-        <w:t xml:space="preserve">    for (char c : str) {</w:t>
-      </w:r>
-    </w:p>
-    <w:p>
-      <w:r>
-        <w:t xml:space="preserve">        count++;</w:t>
-      </w:r>
+        <w:t xml:space="preserve">Without using </w:t>
+      </w:r>
+      <w:proofErr w:type="gramStart"/>
+      <w:r>
+        <w:rPr>
+          <w:b/>
+          <w:bCs/>
+        </w:rPr>
+        <w:t>length(</w:t>
+      </w:r>
+      <w:proofErr w:type="gramEnd"/>
+      <w:r>
+        <w:rPr>
+          <w:b/>
+          <w:bCs/>
+        </w:rPr>
+        <w:t>)</w:t>
+      </w:r>
+    </w:p>
+    <w:p>
+      <w:r>
+        <w:t>int length(</w:t>
+      </w:r>
+      <w:proofErr w:type="gramStart"/>
+      <w:r>
+        <w:t>char[</w:t>
+      </w:r>
+      <w:proofErr w:type="gramEnd"/>
+      <w:r>
+        <w:t>] str) {</w:t>
+      </w:r>
+    </w:p>
+    <w:p>
+      <w:r>
+        <w:t xml:space="preserve">    int count = </w:t>
+      </w:r>
+      <w:proofErr w:type="gramStart"/>
+      <w:r>
+        <w:t>0;</w:t>
+      </w:r>
+      <w:proofErr w:type="gramEnd"/>
+    </w:p>
+    <w:p>
+      <w:r>
+        <w:t xml:space="preserve">    for (char </w:t>
+      </w:r>
+      <w:proofErr w:type="gramStart"/>
+      <w:r>
+        <w:t>c :</w:t>
+      </w:r>
+      <w:proofErr w:type="gramEnd"/>
+      <w:r>
+        <w:t xml:space="preserve"> str) {</w:t>
+      </w:r>
+    </w:p>
+    <w:p>
+      <w:r>
+        <w:t xml:space="preserve">        count+</w:t>
+      </w:r>
+      <w:proofErr w:type="gramStart"/>
+      <w:r>
+        <w:t>+;</w:t>
+      </w:r>
+      <w:proofErr w:type="gramEnd"/>
     </w:p>
     <w:p>
       <w:r>
@@ -2575,8 +4883,13 @@
     </w:p>
     <w:p>
       <w:r>
-        <w:t xml:space="preserve">    return count;</w:t>
-      </w:r>
+        <w:t xml:space="preserve">    return </w:t>
+      </w:r>
+      <w:proofErr w:type="gramStart"/>
+      <w:r>
+        <w:t>count;</w:t>
+      </w:r>
+      <w:proofErr w:type="gramEnd"/>
     </w:p>
     <w:p>
       <w:r>
@@ -2602,7 +4915,15 @@
         </w:numPr>
       </w:pPr>
       <w:r>
-        <w:t>Space → O(1)</w:t>
+        <w:t xml:space="preserve">Space → </w:t>
+      </w:r>
+      <w:proofErr w:type="gramStart"/>
+      <w:r>
+        <w:t>O(</w:t>
+      </w:r>
+      <w:proofErr w:type="gramEnd"/>
+      <w:r>
+        <w:t>1)</w:t>
       </w:r>
     </w:p>
     <w:p>
@@ -2629,18 +4950,81 @@
     </w:p>
     <w:p>
       <w:r>
-        <w:t>void traverse(char[] str) {</w:t>
-      </w:r>
-    </w:p>
-    <w:p>
-      <w:r>
-        <w:t xml:space="preserve">    for (int i = 0; i &lt; str.length; i++) {</w:t>
-      </w:r>
-    </w:p>
-    <w:p>
-      <w:r>
-        <w:t xml:space="preserve">        System.out.print(str[i]);</w:t>
-      </w:r>
+        <w:t>void traverse(</w:t>
+      </w:r>
+      <w:proofErr w:type="gramStart"/>
+      <w:r>
+        <w:t>char[</w:t>
+      </w:r>
+      <w:proofErr w:type="gramEnd"/>
+      <w:r>
+        <w:t>] str) {</w:t>
+      </w:r>
+    </w:p>
+    <w:p>
+      <w:r>
+        <w:t xml:space="preserve">    for (int </w:t>
+      </w:r>
+      <w:proofErr w:type="spellStart"/>
+      <w:r>
+        <w:t>i</w:t>
+      </w:r>
+      <w:proofErr w:type="spellEnd"/>
+      <w:r>
+        <w:t xml:space="preserve"> = 0; </w:t>
+      </w:r>
+      <w:proofErr w:type="spellStart"/>
+      <w:r>
+        <w:t>i</w:t>
+      </w:r>
+      <w:proofErr w:type="spellEnd"/>
+      <w:r>
+        <w:t xml:space="preserve"> &lt; </w:t>
+      </w:r>
+      <w:proofErr w:type="spellStart"/>
+      <w:proofErr w:type="gramStart"/>
+      <w:r>
+        <w:t>str.length</w:t>
+      </w:r>
+      <w:proofErr w:type="spellEnd"/>
+      <w:proofErr w:type="gramEnd"/>
+      <w:r>
+        <w:t xml:space="preserve">; </w:t>
+      </w:r>
+      <w:proofErr w:type="spellStart"/>
+      <w:r>
+        <w:t>i</w:t>
+      </w:r>
+      <w:proofErr w:type="spellEnd"/>
+      <w:r>
+        <w:t>++) {</w:t>
+      </w:r>
+    </w:p>
+    <w:p>
+      <w:r>
+        <w:t xml:space="preserve">        </w:t>
+      </w:r>
+      <w:proofErr w:type="spellStart"/>
+      <w:r>
+        <w:t>System.out.print</w:t>
+      </w:r>
+      <w:proofErr w:type="spellEnd"/>
+      <w:r>
+        <w:t>(str[</w:t>
+      </w:r>
+      <w:proofErr w:type="spellStart"/>
+      <w:r>
+        <w:t>i</w:t>
+      </w:r>
+      <w:proofErr w:type="spellEnd"/>
+      <w:r>
+        <w:t>]</w:t>
+      </w:r>
+      <w:proofErr w:type="gramStart"/>
+      <w:r>
+        <w:t>);</w:t>
+      </w:r>
+      <w:proofErr w:type="gramEnd"/>
     </w:p>
     <w:p>
       <w:r>
@@ -2698,51 +5082,105 @@
     </w:p>
     <w:p>
       <w:r>
-        <w:t>void reverse(char[] str) {</w:t>
-      </w:r>
-    </w:p>
-    <w:p>
-      <w:r>
-        <w:t xml:space="preserve">    int left = 0;</w:t>
-      </w:r>
-    </w:p>
-    <w:p>
-      <w:r>
-        <w:t xml:space="preserve">    int right = str.length - 1;</w:t>
-      </w:r>
+        <w:t>void reverse(</w:t>
+      </w:r>
+      <w:proofErr w:type="gramStart"/>
+      <w:r>
+        <w:t>char[</w:t>
+      </w:r>
+      <w:proofErr w:type="gramEnd"/>
+      <w:r>
+        <w:t>] str) {</w:t>
+      </w:r>
+    </w:p>
+    <w:p>
+      <w:r>
+        <w:t xml:space="preserve">    int left = </w:t>
+      </w:r>
+      <w:proofErr w:type="gramStart"/>
+      <w:r>
+        <w:t>0;</w:t>
+      </w:r>
+      <w:proofErr w:type="gramEnd"/>
+    </w:p>
+    <w:p>
+      <w:r>
+        <w:t xml:space="preserve">    int right = </w:t>
+      </w:r>
+      <w:proofErr w:type="spellStart"/>
+      <w:proofErr w:type="gramStart"/>
+      <w:r>
+        <w:t>str.length</w:t>
+      </w:r>
+      <w:proofErr w:type="spellEnd"/>
+      <w:proofErr w:type="gramEnd"/>
+      <w:r>
+        <w:t xml:space="preserve"> - </w:t>
+      </w:r>
+      <w:proofErr w:type="gramStart"/>
+      <w:r>
+        <w:t>1;</w:t>
+      </w:r>
+      <w:proofErr w:type="gramEnd"/>
     </w:p>
     <w:p/>
-    <w:p>
-      <w:r>
+    <w:p/>
+    <w:p/>
+    <w:p>
+      <w:r>
+        <w:lastRenderedPageBreak/>
         <w:t xml:space="preserve">    while (left &lt; right) {</w:t>
       </w:r>
     </w:p>
     <w:p>
       <w:r>
-        <w:t xml:space="preserve">        char temp = str[left];</w:t>
-      </w:r>
-    </w:p>
-    <w:p>
-      <w:r>
-        <w:lastRenderedPageBreak/>
-        <w:t xml:space="preserve">        str[left] = str[right];</w:t>
-      </w:r>
-    </w:p>
-    <w:p>
-      <w:r>
-        <w:t xml:space="preserve">        str[right] = temp;</w:t>
-      </w:r>
-    </w:p>
-    <w:p/>
-    <w:p>
-      <w:r>
-        <w:t xml:space="preserve">        left++;</w:t>
-      </w:r>
-    </w:p>
-    <w:p>
-      <w:r>
-        <w:t xml:space="preserve">        right--;</w:t>
-      </w:r>
+        <w:t xml:space="preserve">        char temp = str[left</w:t>
+      </w:r>
+      <w:proofErr w:type="gramStart"/>
+      <w:r>
+        <w:t>];</w:t>
+      </w:r>
+      <w:proofErr w:type="gramEnd"/>
+    </w:p>
+    <w:p>
+      <w:r>
+        <w:t xml:space="preserve">        str[left] = str[right</w:t>
+      </w:r>
+      <w:proofErr w:type="gramStart"/>
+      <w:r>
+        <w:t>];</w:t>
+      </w:r>
+      <w:proofErr w:type="gramEnd"/>
+    </w:p>
+    <w:p>
+      <w:r>
+        <w:t xml:space="preserve">        str[right] = </w:t>
+      </w:r>
+      <w:proofErr w:type="gramStart"/>
+      <w:r>
+        <w:t>temp;</w:t>
+      </w:r>
+      <w:proofErr w:type="gramEnd"/>
+    </w:p>
+    <w:p>
+      <w:r>
+        <w:t xml:space="preserve">        left+</w:t>
+      </w:r>
+      <w:proofErr w:type="gramStart"/>
+      <w:r>
+        <w:t>+;</w:t>
+      </w:r>
+      <w:proofErr w:type="gramEnd"/>
+    </w:p>
+    <w:p>
+      <w:r>
+        <w:t xml:space="preserve">        right-</w:t>
+      </w:r>
+      <w:proofErr w:type="gramStart"/>
+      <w:r>
+        <w:t>-;</w:t>
+      </w:r>
+      <w:proofErr w:type="gramEnd"/>
     </w:p>
     <w:p>
       <w:r>
@@ -2773,7 +5211,15 @@
         </w:numPr>
       </w:pPr>
       <w:r>
-        <w:t>Space → O(1)</w:t>
+        <w:t xml:space="preserve">Space → </w:t>
+      </w:r>
+      <w:proofErr w:type="gramStart"/>
+      <w:r>
+        <w:t>O(</w:t>
+      </w:r>
+      <w:proofErr w:type="gramEnd"/>
+      <w:r>
+        <w:t>1)</w:t>
       </w:r>
     </w:p>
     <w:p>
@@ -2784,8 +5230,13 @@
         </w:numPr>
       </w:pPr>
       <w:r>
-        <w:t>Interview favorite</w:t>
-      </w:r>
+        <w:t xml:space="preserve">Interview </w:t>
+      </w:r>
+      <w:proofErr w:type="spellStart"/>
+      <w:r>
+        <w:t>favorite</w:t>
+      </w:r>
+      <w:proofErr w:type="spellEnd"/>
     </w:p>
     <w:p>
       <w:r>
@@ -2843,21 +5294,61 @@
       </w:r>
     </w:p>
     <w:p>
-      <w:r>
-        <w:t>boolean isPalindrome(char[] str) {</w:t>
-      </w:r>
-    </w:p>
-    <w:p>
-      <w:r>
-        <w:t xml:space="preserve">    int left = 0;</w:t>
-      </w:r>
-    </w:p>
-    <w:p>
-      <w:r>
-        <w:t xml:space="preserve">    int right = str.length - 1;</w:t>
-      </w:r>
-    </w:p>
-    <w:p/>
+      <w:proofErr w:type="spellStart"/>
+      <w:r>
+        <w:t>boolean</w:t>
+      </w:r>
+      <w:proofErr w:type="spellEnd"/>
+      <w:r>
+        <w:t xml:space="preserve"> </w:t>
+      </w:r>
+      <w:proofErr w:type="spellStart"/>
+      <w:r>
+        <w:t>isPalindrome</w:t>
+      </w:r>
+      <w:proofErr w:type="spellEnd"/>
+      <w:r>
+        <w:t>(</w:t>
+      </w:r>
+      <w:proofErr w:type="gramStart"/>
+      <w:r>
+        <w:t>char[</w:t>
+      </w:r>
+      <w:proofErr w:type="gramEnd"/>
+      <w:r>
+        <w:t>] str) {</w:t>
+      </w:r>
+    </w:p>
+    <w:p>
+      <w:r>
+        <w:t xml:space="preserve">    int left = </w:t>
+      </w:r>
+      <w:proofErr w:type="gramStart"/>
+      <w:r>
+        <w:t>0;</w:t>
+      </w:r>
+      <w:proofErr w:type="gramEnd"/>
+    </w:p>
+    <w:p>
+      <w:r>
+        <w:t xml:space="preserve">    int right = </w:t>
+      </w:r>
+      <w:proofErr w:type="spellStart"/>
+      <w:proofErr w:type="gramStart"/>
+      <w:r>
+        <w:t>str.length</w:t>
+      </w:r>
+      <w:proofErr w:type="spellEnd"/>
+      <w:proofErr w:type="gramEnd"/>
+      <w:r>
+        <w:t xml:space="preserve"> - </w:t>
+      </w:r>
+      <w:proofErr w:type="gramStart"/>
+      <w:r>
+        <w:t>1;</w:t>
+      </w:r>
+      <w:proofErr w:type="gramEnd"/>
+    </w:p>
     <w:p>
       <w:r>
         <w:t xml:space="preserve">    while (left &lt; right) {</w:t>
@@ -2865,13 +5356,26 @@
     </w:p>
     <w:p>
       <w:r>
-        <w:t xml:space="preserve">        if (str[left] != str[right]) {</w:t>
-      </w:r>
-    </w:p>
-    <w:p>
-      <w:r>
-        <w:t xml:space="preserve">            return false;</w:t>
-      </w:r>
+        <w:t xml:space="preserve">        if (str[left</w:t>
+      </w:r>
+      <w:proofErr w:type="gramStart"/>
+      <w:r>
+        <w:t>] !</w:t>
+      </w:r>
+      <w:proofErr w:type="gramEnd"/>
+      <w:r>
+        <w:t>= str[right]) {</w:t>
+      </w:r>
+    </w:p>
+    <w:p>
+      <w:r>
+        <w:t xml:space="preserve">            return </w:t>
+      </w:r>
+      <w:proofErr w:type="gramStart"/>
+      <w:r>
+        <w:t>false;</w:t>
+      </w:r>
+      <w:proofErr w:type="gramEnd"/>
     </w:p>
     <w:p>
       <w:r>
@@ -2880,13 +5384,23 @@
     </w:p>
     <w:p>
       <w:r>
-        <w:t xml:space="preserve">        left++;</w:t>
-      </w:r>
-    </w:p>
-    <w:p>
-      <w:r>
-        <w:t xml:space="preserve">        right--;</w:t>
-      </w:r>
+        <w:t xml:space="preserve">        left+</w:t>
+      </w:r>
+      <w:proofErr w:type="gramStart"/>
+      <w:r>
+        <w:t>+;</w:t>
+      </w:r>
+      <w:proofErr w:type="gramEnd"/>
+    </w:p>
+    <w:p>
+      <w:r>
+        <w:t xml:space="preserve">        right-</w:t>
+      </w:r>
+      <w:proofErr w:type="gramStart"/>
+      <w:r>
+        <w:t>-;</w:t>
+      </w:r>
+      <w:proofErr w:type="gramEnd"/>
     </w:p>
     <w:p>
       <w:r>
@@ -2895,8 +5409,13 @@
     </w:p>
     <w:p>
       <w:r>
-        <w:t xml:space="preserve">    return true;</w:t>
-      </w:r>
+        <w:t xml:space="preserve">    return </w:t>
+      </w:r>
+      <w:proofErr w:type="gramStart"/>
+      <w:r>
+        <w:t>true;</w:t>
+      </w:r>
+      <w:proofErr w:type="gramEnd"/>
     </w:p>
     <w:p>
       <w:r>
@@ -2967,24 +5486,87 @@
     </w:p>
     <w:p>
       <w:r>
-        <w:t>void frequency(char[] str) {</w:t>
-      </w:r>
-    </w:p>
-    <w:p>
-      <w:r>
-        <w:t xml:space="preserve">    int[] freq = new int[26];</w:t>
-      </w:r>
+        <w:t>void frequency(</w:t>
+      </w:r>
+      <w:proofErr w:type="gramStart"/>
+      <w:r>
+        <w:t>char[</w:t>
+      </w:r>
+      <w:proofErr w:type="gramEnd"/>
+      <w:r>
+        <w:t>] str) {</w:t>
+      </w:r>
+    </w:p>
+    <w:p>
+      <w:r>
+        <w:t xml:space="preserve">    </w:t>
+      </w:r>
+      <w:proofErr w:type="gramStart"/>
+      <w:r>
+        <w:t>int[</w:t>
+      </w:r>
+      <w:proofErr w:type="gramEnd"/>
+      <w:r>
+        <w:t xml:space="preserve">] </w:t>
+      </w:r>
+      <w:proofErr w:type="spellStart"/>
+      <w:r>
+        <w:t>freq</w:t>
+      </w:r>
+      <w:proofErr w:type="spellEnd"/>
+      <w:r>
+        <w:t xml:space="preserve"> = new </w:t>
+      </w:r>
+      <w:proofErr w:type="gramStart"/>
+      <w:r>
+        <w:t>int[</w:t>
+      </w:r>
+      <w:proofErr w:type="gramEnd"/>
+      <w:r>
+        <w:t>26</w:t>
+      </w:r>
+      <w:proofErr w:type="gramStart"/>
+      <w:r>
+        <w:t>];</w:t>
+      </w:r>
+      <w:proofErr w:type="gramEnd"/>
     </w:p>
     <w:p/>
     <w:p>
       <w:r>
-        <w:t xml:space="preserve">    for (char c : str) {</w:t>
-      </w:r>
-    </w:p>
-    <w:p>
-      <w:r>
-        <w:t xml:space="preserve">        freq[c - 'a']++;</w:t>
-      </w:r>
+        <w:t xml:space="preserve">    for (char </w:t>
+      </w:r>
+      <w:proofErr w:type="gramStart"/>
+      <w:r>
+        <w:t>c :</w:t>
+      </w:r>
+      <w:proofErr w:type="gramEnd"/>
+      <w:r>
+        <w:t xml:space="preserve"> str) {</w:t>
+      </w:r>
+    </w:p>
+    <w:p>
+      <w:r>
+        <w:t xml:space="preserve">        </w:t>
+      </w:r>
+      <w:proofErr w:type="spellStart"/>
+      <w:proofErr w:type="gramStart"/>
+      <w:r>
+        <w:t>freq</w:t>
+      </w:r>
+      <w:proofErr w:type="spellEnd"/>
+      <w:r>
+        <w:t>[</w:t>
+      </w:r>
+      <w:proofErr w:type="gramEnd"/>
+      <w:r>
+        <w:t>c - 'a</w:t>
+      </w:r>
+      <w:proofErr w:type="gramStart"/>
+      <w:r>
+        <w:t>']++;</w:t>
+      </w:r>
+      <w:proofErr w:type="gramEnd"/>
     </w:p>
     <w:p>
       <w:r>
@@ -2994,18 +5576,100 @@
     <w:p/>
     <w:p>
       <w:r>
-        <w:t xml:space="preserve">    for (int i = 0; i &lt; 26; i++) {</w:t>
-      </w:r>
-    </w:p>
-    <w:p>
-      <w:r>
-        <w:t xml:space="preserve">        if (freq[i] &gt; 0) {</w:t>
-      </w:r>
-    </w:p>
-    <w:p>
-      <w:r>
-        <w:t xml:space="preserve">            System.out.println((char)(i + 'a') + " -&gt; " + freq[i]);</w:t>
-      </w:r>
+        <w:t xml:space="preserve">    for (int </w:t>
+      </w:r>
+      <w:proofErr w:type="spellStart"/>
+      <w:r>
+        <w:t>i</w:t>
+      </w:r>
+      <w:proofErr w:type="spellEnd"/>
+      <w:r>
+        <w:t xml:space="preserve"> = 0; </w:t>
+      </w:r>
+      <w:proofErr w:type="spellStart"/>
+      <w:r>
+        <w:t>i</w:t>
+      </w:r>
+      <w:proofErr w:type="spellEnd"/>
+      <w:r>
+        <w:t xml:space="preserve"> &lt; 26; </w:t>
+      </w:r>
+      <w:proofErr w:type="spellStart"/>
+      <w:r>
+        <w:t>i</w:t>
+      </w:r>
+      <w:proofErr w:type="spellEnd"/>
+      <w:r>
+        <w:t>++) {</w:t>
+      </w:r>
+    </w:p>
+    <w:p>
+      <w:r>
+        <w:t xml:space="preserve">        if (</w:t>
+      </w:r>
+      <w:proofErr w:type="spellStart"/>
+      <w:r>
+        <w:t>freq</w:t>
+      </w:r>
+      <w:proofErr w:type="spellEnd"/>
+      <w:r>
+        <w:t>[</w:t>
+      </w:r>
+      <w:proofErr w:type="spellStart"/>
+      <w:r>
+        <w:t>i</w:t>
+      </w:r>
+      <w:proofErr w:type="spellEnd"/>
+      <w:r>
+        <w:t>] &gt; 0) {</w:t>
+      </w:r>
+    </w:p>
+    <w:p>
+      <w:r>
+        <w:t xml:space="preserve">            </w:t>
+      </w:r>
+      <w:proofErr w:type="spellStart"/>
+      <w:r>
+        <w:t>System.out.println</w:t>
+      </w:r>
+      <w:proofErr w:type="spellEnd"/>
+      <w:r>
+        <w:t>((char</w:t>
+      </w:r>
+      <w:proofErr w:type="gramStart"/>
+      <w:r>
+        <w:t>)(</w:t>
+      </w:r>
+      <w:proofErr w:type="spellStart"/>
+      <w:proofErr w:type="gramEnd"/>
+      <w:r>
+        <w:t>i</w:t>
+      </w:r>
+      <w:proofErr w:type="spellEnd"/>
+      <w:r>
+        <w:t xml:space="preserve"> + 'a') + " -&gt; " + </w:t>
+      </w:r>
+      <w:proofErr w:type="spellStart"/>
+      <w:r>
+        <w:t>freq</w:t>
+      </w:r>
+      <w:proofErr w:type="spellEnd"/>
+      <w:r>
+        <w:t>[</w:t>
+      </w:r>
+      <w:proofErr w:type="spellStart"/>
+      <w:r>
+        <w:t>i</w:t>
+      </w:r>
+      <w:proofErr w:type="spellEnd"/>
+      <w:r>
+        <w:t>]</w:t>
+      </w:r>
+      <w:proofErr w:type="gramStart"/>
+      <w:r>
+        <w:t>);</w:t>
+      </w:r>
+      <w:proofErr w:type="gramEnd"/>
     </w:p>
     <w:p>
       <w:r>
@@ -3058,56 +5722,251 @@
           <w:bCs/>
         </w:rPr>
       </w:pPr>
-      <w:r>
-        <w:rPr>
-          <w:b/>
-          <w:bCs/>
-        </w:rPr>
+    </w:p>
+    <w:p>
+      <w:pPr>
+        <w:rPr>
+          <w:b/>
+          <w:bCs/>
+        </w:rPr>
+      </w:pPr>
+    </w:p>
+    <w:p>
+      <w:pPr>
+        <w:rPr>
+          <w:b/>
+          <w:bCs/>
+        </w:rPr>
+      </w:pPr>
+    </w:p>
+    <w:p>
+      <w:pPr>
+        <w:rPr>
+          <w:b/>
+          <w:bCs/>
+        </w:rPr>
+      </w:pPr>
+    </w:p>
+    <w:p>
+      <w:pPr>
+        <w:rPr>
+          <w:b/>
+          <w:bCs/>
+        </w:rPr>
+      </w:pPr>
+    </w:p>
+    <w:p>
+      <w:pPr>
+        <w:rPr>
+          <w:b/>
+          <w:bCs/>
+        </w:rPr>
+      </w:pPr>
+      <w:r>
+        <w:rPr>
+          <w:b/>
+          <w:bCs/>
+        </w:rPr>
+        <w:lastRenderedPageBreak/>
         <w:t>8. Find Duplicate Characters</w:t>
       </w:r>
     </w:p>
     <w:p>
       <w:r>
-        <w:t>void duplicates(char[] str) {</w:t>
-      </w:r>
-    </w:p>
-    <w:p>
-      <w:r>
-        <w:t xml:space="preserve">    int[] freq = new int[256];</w:t>
-      </w:r>
-    </w:p>
-    <w:p/>
-    <w:p>
-      <w:r>
-        <w:t xml:space="preserve">    for (char c : str) {</w:t>
-      </w:r>
-    </w:p>
-    <w:p>
-      <w:r>
-        <w:lastRenderedPageBreak/>
-        <w:t xml:space="preserve">        freq[c]++;</w:t>
-      </w:r>
+        <w:t>void duplicates(</w:t>
+      </w:r>
+      <w:proofErr w:type="gramStart"/>
+      <w:r>
+        <w:t>char[</w:t>
+      </w:r>
+      <w:proofErr w:type="gramEnd"/>
+      <w:r>
+        <w:t>] str) {</w:t>
+      </w:r>
+      <w:r>
+        <w:tab/>
+      </w:r>
+      <w:r>
+        <w:tab/>
+      </w:r>
+      <w:proofErr w:type="gramStart"/>
+      <w:r>
+        <w:t>A,K</w:t>
+      </w:r>
+      <w:proofErr w:type="gramEnd"/>
+      <w:r>
+        <w:t>,</w:t>
+      </w:r>
+      <w:proofErr w:type="gramStart"/>
+      <w:r>
+        <w:t>A,S</w:t>
+      </w:r>
+      <w:proofErr w:type="gramEnd"/>
+      <w:r>
+        <w:t>,H</w:t>
+      </w:r>
+    </w:p>
+    <w:p>
+      <w:r>
+        <w:t xml:space="preserve">    </w:t>
+      </w:r>
+      <w:proofErr w:type="gramStart"/>
+      <w:r>
+        <w:t>int[</w:t>
+      </w:r>
+      <w:proofErr w:type="gramEnd"/>
+      <w:r>
+        <w:t xml:space="preserve">] </w:t>
+      </w:r>
+      <w:proofErr w:type="spellStart"/>
+      <w:r>
+        <w:t>freq</w:t>
+      </w:r>
+      <w:proofErr w:type="spellEnd"/>
+      <w:r>
+        <w:t xml:space="preserve"> = new </w:t>
+      </w:r>
+      <w:proofErr w:type="gramStart"/>
+      <w:r>
+        <w:t>int[</w:t>
+      </w:r>
+      <w:proofErr w:type="gramEnd"/>
+      <w:r>
+        <w:t>256</w:t>
+      </w:r>
+      <w:proofErr w:type="gramStart"/>
+      <w:r>
+        <w:t>];</w:t>
+      </w:r>
+      <w:proofErr w:type="gramEnd"/>
+    </w:p>
+    <w:p>
+      <w:r>
+        <w:t xml:space="preserve">    for (char </w:t>
+      </w:r>
+      <w:proofErr w:type="gramStart"/>
+      <w:r>
+        <w:t>c :</w:t>
+      </w:r>
+      <w:proofErr w:type="gramEnd"/>
+      <w:r>
+        <w:t xml:space="preserve"> str) {</w:t>
+      </w:r>
+    </w:p>
+    <w:p>
+      <w:r>
+        <w:t xml:space="preserve">        </w:t>
+      </w:r>
+      <w:proofErr w:type="spellStart"/>
+      <w:r>
+        <w:t>freq</w:t>
+      </w:r>
+      <w:proofErr w:type="spellEnd"/>
+      <w:r>
+        <w:t>[c]+</w:t>
+      </w:r>
+      <w:proofErr w:type="gramStart"/>
+      <w:r>
+        <w:t>+;</w:t>
+      </w:r>
+      <w:proofErr w:type="gramEnd"/>
     </w:p>
     <w:p>
       <w:r>
         <w:t xml:space="preserve">    }</w:t>
       </w:r>
     </w:p>
-    <w:p/>
-    <w:p>
-      <w:r>
-        <w:t xml:space="preserve">    for (int i = 0; i &lt; 256; i++) {</w:t>
-      </w:r>
-    </w:p>
-    <w:p>
-      <w:r>
-        <w:t xml:space="preserve">        if (freq[i] &gt; 1) {</w:t>
-      </w:r>
-    </w:p>
-    <w:p>
-      <w:r>
-        <w:t xml:space="preserve">            System.out.println((char)i + " repeated " + freq[i] + " times");</w:t>
-      </w:r>
+    <w:p>
+      <w:r>
+        <w:t xml:space="preserve">    for (int </w:t>
+      </w:r>
+      <w:proofErr w:type="spellStart"/>
+      <w:r>
+        <w:t>i</w:t>
+      </w:r>
+      <w:proofErr w:type="spellEnd"/>
+      <w:r>
+        <w:t xml:space="preserve"> = 0; </w:t>
+      </w:r>
+      <w:proofErr w:type="spellStart"/>
+      <w:r>
+        <w:t>i</w:t>
+      </w:r>
+      <w:proofErr w:type="spellEnd"/>
+      <w:r>
+        <w:t xml:space="preserve"> &lt; 256; </w:t>
+      </w:r>
+      <w:proofErr w:type="spellStart"/>
+      <w:r>
+        <w:t>i</w:t>
+      </w:r>
+      <w:proofErr w:type="spellEnd"/>
+      <w:r>
+        <w:t>++) {</w:t>
+      </w:r>
+    </w:p>
+    <w:p>
+      <w:r>
+        <w:t xml:space="preserve">        if (</w:t>
+      </w:r>
+      <w:proofErr w:type="spellStart"/>
+      <w:r>
+        <w:t>freq</w:t>
+      </w:r>
+      <w:proofErr w:type="spellEnd"/>
+      <w:r>
+        <w:t>[</w:t>
+      </w:r>
+      <w:proofErr w:type="spellStart"/>
+      <w:r>
+        <w:t>i</w:t>
+      </w:r>
+      <w:proofErr w:type="spellEnd"/>
+      <w:r>
+        <w:t>] &gt; 1) {</w:t>
+      </w:r>
+    </w:p>
+    <w:p>
+      <w:r>
+        <w:t xml:space="preserve">            </w:t>
+      </w:r>
+      <w:proofErr w:type="spellStart"/>
+      <w:r>
+        <w:t>System.out.println</w:t>
+      </w:r>
+      <w:proofErr w:type="spellEnd"/>
+      <w:r>
+        <w:t>((char)</w:t>
+      </w:r>
+      <w:proofErr w:type="spellStart"/>
+      <w:r>
+        <w:t>i</w:t>
+      </w:r>
+      <w:proofErr w:type="spellEnd"/>
+      <w:r>
+        <w:t xml:space="preserve"> + " repeated " + </w:t>
+      </w:r>
+      <w:proofErr w:type="spellStart"/>
+      <w:r>
+        <w:t>freq</w:t>
+      </w:r>
+      <w:proofErr w:type="spellEnd"/>
+      <w:r>
+        <w:t>[</w:t>
+      </w:r>
+      <w:proofErr w:type="spellStart"/>
+      <w:r>
+        <w:t>i</w:t>
+      </w:r>
+      <w:proofErr w:type="spellEnd"/>
+      <w:r>
+        <w:t>] + " times"</w:t>
+      </w:r>
+      <w:proofErr w:type="gramStart"/>
+      <w:r>
+        <w:t>);</w:t>
+      </w:r>
+      <w:proofErr w:type="gramEnd"/>
     </w:p>
     <w:p>
       <w:r>
@@ -3174,42 +6033,220 @@
       </w:r>
     </w:p>
     <w:p>
-      <w:r>
-        <w:t>boolean isAnagram(char[] a, char[] b) {</w:t>
-      </w:r>
-    </w:p>
-    <w:p>
-      <w:r>
-        <w:t xml:space="preserve">    if (a.length != b.length) return false;</w:t>
-      </w:r>
+      <w:proofErr w:type="spellStart"/>
+      <w:r>
+        <w:t>boolean</w:t>
+      </w:r>
+      <w:proofErr w:type="spellEnd"/>
+      <w:r>
+        <w:t xml:space="preserve"> </w:t>
+      </w:r>
+      <w:proofErr w:type="spellStart"/>
+      <w:r>
+        <w:t>isAnagram</w:t>
+      </w:r>
+      <w:proofErr w:type="spellEnd"/>
+      <w:r>
+        <w:t>(</w:t>
+      </w:r>
+      <w:proofErr w:type="gramStart"/>
+      <w:r>
+        <w:t>char[</w:t>
+      </w:r>
+      <w:proofErr w:type="gramEnd"/>
+      <w:r>
+        <w:t xml:space="preserve">] a, </w:t>
+      </w:r>
+      <w:proofErr w:type="gramStart"/>
+      <w:r>
+        <w:t>char[</w:t>
+      </w:r>
+      <w:proofErr w:type="gramEnd"/>
+      <w:r>
+        <w:t>] b) {</w:t>
+      </w:r>
+    </w:p>
+    <w:p>
+      <w:r>
+        <w:t xml:space="preserve">    if (</w:t>
+      </w:r>
+      <w:proofErr w:type="spellStart"/>
+      <w:proofErr w:type="gramStart"/>
+      <w:r>
+        <w:t>a.length</w:t>
+      </w:r>
+      <w:proofErr w:type="spellEnd"/>
+      <w:r>
+        <w:t xml:space="preserve"> !=</w:t>
+      </w:r>
+      <w:proofErr w:type="gramEnd"/>
+      <w:r>
+        <w:t xml:space="preserve"> </w:t>
+      </w:r>
+      <w:proofErr w:type="spellStart"/>
+      <w:proofErr w:type="gramStart"/>
+      <w:r>
+        <w:t>b.length</w:t>
+      </w:r>
+      <w:proofErr w:type="spellEnd"/>
+      <w:proofErr w:type="gramEnd"/>
+      <w:r>
+        <w:t xml:space="preserve">) return </w:t>
+      </w:r>
+      <w:proofErr w:type="gramStart"/>
+      <w:r>
+        <w:t>false;</w:t>
+      </w:r>
+      <w:proofErr w:type="gramEnd"/>
     </w:p>
     <w:p/>
     <w:p>
       <w:r>
-        <w:t xml:space="preserve">    int[] freq = new int[256];</w:t>
-      </w:r>
+        <w:t xml:space="preserve">    </w:t>
+      </w:r>
+      <w:proofErr w:type="gramStart"/>
+      <w:r>
+        <w:t>int[</w:t>
+      </w:r>
+      <w:proofErr w:type="gramEnd"/>
+      <w:r>
+        <w:t xml:space="preserve">] </w:t>
+      </w:r>
+      <w:proofErr w:type="spellStart"/>
+      <w:r>
+        <w:t>freq</w:t>
+      </w:r>
+      <w:proofErr w:type="spellEnd"/>
+      <w:r>
+        <w:t xml:space="preserve"> = new </w:t>
+      </w:r>
+      <w:proofErr w:type="gramStart"/>
+      <w:r>
+        <w:t>int[</w:t>
+      </w:r>
+      <w:proofErr w:type="gramEnd"/>
+      <w:r>
+        <w:t>256</w:t>
+      </w:r>
+      <w:proofErr w:type="gramStart"/>
+      <w:r>
+        <w:t>];</w:t>
+      </w:r>
+      <w:proofErr w:type="gramEnd"/>
     </w:p>
     <w:p/>
     <w:p>
       <w:r>
-        <w:t xml:space="preserve">    for (char c : a) freq[c]++;</w:t>
-      </w:r>
-    </w:p>
-    <w:p>
-      <w:r>
-        <w:t xml:space="preserve">    for (char c : b) freq[c]--;</w:t>
-      </w:r>
+        <w:t xml:space="preserve">    for (char </w:t>
+      </w:r>
+      <w:proofErr w:type="gramStart"/>
+      <w:r>
+        <w:t>c :</w:t>
+      </w:r>
+      <w:proofErr w:type="gramEnd"/>
+      <w:r>
+        <w:t xml:space="preserve"> a) </w:t>
+      </w:r>
+      <w:proofErr w:type="spellStart"/>
+      <w:r>
+        <w:t>freq</w:t>
+      </w:r>
+      <w:proofErr w:type="spellEnd"/>
+      <w:r>
+        <w:t>[c]+</w:t>
+      </w:r>
+      <w:proofErr w:type="gramStart"/>
+      <w:r>
+        <w:t>+;</w:t>
+      </w:r>
+      <w:proofErr w:type="gramEnd"/>
+    </w:p>
+    <w:p>
+      <w:r>
+        <w:t xml:space="preserve">    for (char </w:t>
+      </w:r>
+      <w:proofErr w:type="gramStart"/>
+      <w:r>
+        <w:t>c :</w:t>
+      </w:r>
+      <w:proofErr w:type="gramEnd"/>
+      <w:r>
+        <w:t xml:space="preserve"> b) </w:t>
+      </w:r>
+      <w:proofErr w:type="spellStart"/>
+      <w:r>
+        <w:t>freq</w:t>
+      </w:r>
+      <w:proofErr w:type="spellEnd"/>
+      <w:r>
+        <w:t>[c]-</w:t>
+      </w:r>
+      <w:proofErr w:type="gramStart"/>
+      <w:r>
+        <w:t>-;</w:t>
+      </w:r>
+      <w:proofErr w:type="gramEnd"/>
     </w:p>
     <w:p/>
     <w:p>
       <w:r>
-        <w:t xml:space="preserve">    for (int i = 0; i &lt; 256; i++) {</w:t>
-      </w:r>
-    </w:p>
-    <w:p>
-      <w:r>
-        <w:t xml:space="preserve">        if (freq[i] != 0) return false;</w:t>
-      </w:r>
+        <w:t xml:space="preserve">    for (int </w:t>
+      </w:r>
+      <w:proofErr w:type="spellStart"/>
+      <w:r>
+        <w:t>i</w:t>
+      </w:r>
+      <w:proofErr w:type="spellEnd"/>
+      <w:r>
+        <w:t xml:space="preserve"> = 0; </w:t>
+      </w:r>
+      <w:proofErr w:type="spellStart"/>
+      <w:r>
+        <w:t>i</w:t>
+      </w:r>
+      <w:proofErr w:type="spellEnd"/>
+      <w:r>
+        <w:t xml:space="preserve"> &lt; 256; </w:t>
+      </w:r>
+      <w:proofErr w:type="spellStart"/>
+      <w:r>
+        <w:t>i</w:t>
+      </w:r>
+      <w:proofErr w:type="spellEnd"/>
+      <w:r>
+        <w:t>++) {</w:t>
+      </w:r>
+    </w:p>
+    <w:p>
+      <w:r>
+        <w:t xml:space="preserve">        if (</w:t>
+      </w:r>
+      <w:proofErr w:type="spellStart"/>
+      <w:r>
+        <w:t>freq</w:t>
+      </w:r>
+      <w:proofErr w:type="spellEnd"/>
+      <w:r>
+        <w:t>[</w:t>
+      </w:r>
+      <w:proofErr w:type="spellStart"/>
+      <w:r>
+        <w:t>i</w:t>
+      </w:r>
+      <w:proofErr w:type="spellEnd"/>
+      <w:proofErr w:type="gramStart"/>
+      <w:r>
+        <w:t>] !</w:t>
+      </w:r>
+      <w:proofErr w:type="gramEnd"/>
+      <w:r>
+        <w:t xml:space="preserve">= 0) return </w:t>
+      </w:r>
+      <w:proofErr w:type="gramStart"/>
+      <w:r>
+        <w:t>false;</w:t>
+      </w:r>
+      <w:proofErr w:type="gramEnd"/>
     </w:p>
     <w:p>
       <w:r>
@@ -3218,8 +6255,14 @@
     </w:p>
     <w:p>
       <w:r>
-        <w:t xml:space="preserve">    return true;</w:t>
-      </w:r>
+        <w:lastRenderedPageBreak/>
+        <w:t xml:space="preserve">    return </w:t>
+      </w:r>
+      <w:proofErr w:type="gramStart"/>
+      <w:r>
+        <w:t>true;</w:t>
+      </w:r>
+      <w:proofErr w:type="gramEnd"/>
     </w:p>
     <w:p>
       <w:r>
@@ -3239,7 +6282,6 @@
         </w:numPr>
       </w:pPr>
       <w:r>
-        <w:lastRenderedPageBreak/>
         <w:t>listen &amp; silent → true</w:t>
       </w:r>
     </w:p>
@@ -3251,7 +6293,15 @@
         </w:numPr>
       </w:pPr>
       <w:r>
-        <w:t>java &amp; ajav → true</w:t>
+        <w:t xml:space="preserve">java &amp; </w:t>
+      </w:r>
+      <w:proofErr w:type="spellStart"/>
+      <w:r>
+        <w:t>ajav</w:t>
+      </w:r>
+      <w:proofErr w:type="spellEnd"/>
+      <w:r>
+        <w:t xml:space="preserve"> → true</w:t>
       </w:r>
     </w:p>
     <w:p>
@@ -3278,29 +6328,71 @@
     </w:p>
     <w:p>
       <w:r>
-        <w:t>void countVowels(char[] str) {</w:t>
-      </w:r>
-    </w:p>
-    <w:p>
-      <w:r>
-        <w:t xml:space="preserve">    int vowels = 0, consonants = 0;</w:t>
-      </w:r>
+        <w:t xml:space="preserve">void </w:t>
+      </w:r>
+      <w:proofErr w:type="spellStart"/>
+      <w:r>
+        <w:t>countVowels</w:t>
+      </w:r>
+      <w:proofErr w:type="spellEnd"/>
+      <w:r>
+        <w:t>(</w:t>
+      </w:r>
+      <w:proofErr w:type="gramStart"/>
+      <w:r>
+        <w:t>char[</w:t>
+      </w:r>
+      <w:proofErr w:type="gramEnd"/>
+      <w:r>
+        <w:t>] str) {</w:t>
+      </w:r>
+    </w:p>
+    <w:p>
+      <w:r>
+        <w:t xml:space="preserve">    int vowels = 0, consonants = </w:t>
+      </w:r>
+      <w:proofErr w:type="gramStart"/>
+      <w:r>
+        <w:t>0;</w:t>
+      </w:r>
+      <w:proofErr w:type="gramEnd"/>
     </w:p>
     <w:p/>
     <w:p>
       <w:r>
-        <w:t xml:space="preserve">    for (char c : str) {</w:t>
-      </w:r>
-    </w:p>
-    <w:p>
-      <w:r>
-        <w:t xml:space="preserve">        if (c=='a'||c=='e'||c=='i'||c=='o'||c=='u') {</w:t>
-      </w:r>
-    </w:p>
-    <w:p>
-      <w:r>
-        <w:t xml:space="preserve">            vowels++;</w:t>
-      </w:r>
+        <w:t xml:space="preserve">    for (char </w:t>
+      </w:r>
+      <w:proofErr w:type="gramStart"/>
+      <w:r>
+        <w:t>c :</w:t>
+      </w:r>
+      <w:proofErr w:type="gramEnd"/>
+      <w:r>
+        <w:t xml:space="preserve"> str) {</w:t>
+      </w:r>
+    </w:p>
+    <w:p>
+      <w:r>
+        <w:t xml:space="preserve">        if (c=='a'||c=='e'||c=='</w:t>
+      </w:r>
+      <w:proofErr w:type="spellStart"/>
+      <w:r>
+        <w:t>i</w:t>
+      </w:r>
+      <w:proofErr w:type="spellEnd"/>
+      <w:r>
+        <w:t>'||c=='o'||c=='u') {</w:t>
+      </w:r>
+    </w:p>
+    <w:p>
+      <w:r>
+        <w:t xml:space="preserve">            vowels+</w:t>
+      </w:r>
+      <w:proofErr w:type="gramStart"/>
+      <w:r>
+        <w:t>+;</w:t>
+      </w:r>
+      <w:proofErr w:type="gramEnd"/>
     </w:p>
     <w:p>
       <w:r>
@@ -3309,8 +6401,13 @@
     </w:p>
     <w:p>
       <w:r>
-        <w:t xml:space="preserve">            consonants++;</w:t>
-      </w:r>
+        <w:t xml:space="preserve">            consonants+</w:t>
+      </w:r>
+      <w:proofErr w:type="gramStart"/>
+      <w:r>
+        <w:t>+;</w:t>
+      </w:r>
+      <w:proofErr w:type="gramEnd"/>
     </w:p>
     <w:p>
       <w:r>
@@ -3325,13 +6422,39 @@
     <w:p/>
     <w:p>
       <w:r>
-        <w:t xml:space="preserve">    System.out.println("Vowels: " + vowels);</w:t>
-      </w:r>
-    </w:p>
-    <w:p>
-      <w:r>
-        <w:t xml:space="preserve">    System.out.println("Consonants: " + consonants);</w:t>
-      </w:r>
+        <w:t xml:space="preserve">    </w:t>
+      </w:r>
+      <w:proofErr w:type="spellStart"/>
+      <w:r>
+        <w:t>System.out.println</w:t>
+      </w:r>
+      <w:proofErr w:type="spellEnd"/>
+      <w:r>
+        <w:t>("Vowels: " + vowels</w:t>
+      </w:r>
+      <w:proofErr w:type="gramStart"/>
+      <w:r>
+        <w:t>);</w:t>
+      </w:r>
+      <w:proofErr w:type="gramEnd"/>
+    </w:p>
+    <w:p>
+      <w:r>
+        <w:t xml:space="preserve">    </w:t>
+      </w:r>
+      <w:proofErr w:type="spellStart"/>
+      <w:r>
+        <w:t>System.out.println</w:t>
+      </w:r>
+      <w:proofErr w:type="spellEnd"/>
+      <w:r>
+        <w:t>("Consonants: " + consonants</w:t>
+      </w:r>
+      <w:proofErr w:type="gramStart"/>
+      <w:r>
+        <w:t>);</w:t>
+      </w:r>
+      <w:proofErr w:type="gramEnd"/>
     </w:p>
     <w:p>
       <w:r>
@@ -3361,35 +6484,101 @@
       </w:r>
     </w:p>
     <w:p>
-      <w:r>
-        <w:t>char[] removeSpaces(char[] str) {</w:t>
-      </w:r>
-    </w:p>
-    <w:p>
-      <w:r>
-        <w:t xml:space="preserve">    char[] result = new char[str.length];</w:t>
-      </w:r>
-    </w:p>
-    <w:p>
-      <w:r>
-        <w:t xml:space="preserve">    int index = 0;</w:t>
-      </w:r>
+      <w:proofErr w:type="gramStart"/>
+      <w:r>
+        <w:t>char[</w:t>
+      </w:r>
+      <w:proofErr w:type="gramEnd"/>
+      <w:r>
+        <w:t xml:space="preserve">] </w:t>
+      </w:r>
+      <w:proofErr w:type="spellStart"/>
+      <w:r>
+        <w:t>removeSpaces</w:t>
+      </w:r>
+      <w:proofErr w:type="spellEnd"/>
+      <w:r>
+        <w:t>(</w:t>
+      </w:r>
+      <w:proofErr w:type="gramStart"/>
+      <w:r>
+        <w:t>char[</w:t>
+      </w:r>
+      <w:proofErr w:type="gramEnd"/>
+      <w:r>
+        <w:t>] str) {</w:t>
+      </w:r>
+    </w:p>
+    <w:p>
+      <w:r>
+        <w:t xml:space="preserve">    </w:t>
+      </w:r>
+      <w:proofErr w:type="gramStart"/>
+      <w:r>
+        <w:t>char[</w:t>
+      </w:r>
+      <w:proofErr w:type="gramEnd"/>
+      <w:r>
+        <w:t>] result = new char[</w:t>
+      </w:r>
+      <w:proofErr w:type="spellStart"/>
+      <w:proofErr w:type="gramStart"/>
+      <w:r>
+        <w:t>str.length</w:t>
+      </w:r>
+      <w:proofErr w:type="spellEnd"/>
+      <w:r>
+        <w:t>];</w:t>
+      </w:r>
+      <w:proofErr w:type="gramEnd"/>
+    </w:p>
+    <w:p>
+      <w:r>
+        <w:t xml:space="preserve">    int index = </w:t>
+      </w:r>
+      <w:proofErr w:type="gramStart"/>
+      <w:r>
+        <w:t>0;</w:t>
+      </w:r>
+      <w:proofErr w:type="gramEnd"/>
     </w:p>
     <w:p/>
     <w:p>
       <w:r>
-        <w:t xml:space="preserve">    for (char c : str) {</w:t>
-      </w:r>
-    </w:p>
-    <w:p>
-      <w:r>
-        <w:t xml:space="preserve">        if (c != ' ') {</w:t>
-      </w:r>
-    </w:p>
-    <w:p>
-      <w:r>
-        <w:t xml:space="preserve">            result[index++] = c;</w:t>
-      </w:r>
+        <w:t xml:space="preserve">    for (char </w:t>
+      </w:r>
+      <w:proofErr w:type="gramStart"/>
+      <w:r>
+        <w:t>c :</w:t>
+      </w:r>
+      <w:proofErr w:type="gramEnd"/>
+      <w:r>
+        <w:t xml:space="preserve"> str) {</w:t>
+      </w:r>
+    </w:p>
+    <w:p>
+      <w:r>
+        <w:lastRenderedPageBreak/>
+        <w:t xml:space="preserve">        if (</w:t>
+      </w:r>
+      <w:proofErr w:type="gramStart"/>
+      <w:r>
+        <w:t>c !</w:t>
+      </w:r>
+      <w:proofErr w:type="gramEnd"/>
+      <w:r>
+        <w:t>= ' ') {</w:t>
+      </w:r>
+    </w:p>
+    <w:p>
+      <w:r>
+        <w:t xml:space="preserve">            result[index++] = </w:t>
+      </w:r>
+      <w:proofErr w:type="gramStart"/>
+      <w:r>
+        <w:t>c;</w:t>
+      </w:r>
+      <w:proofErr w:type="gramEnd"/>
     </w:p>
     <w:p>
       <w:r>
@@ -3398,14 +6587,18 @@
     </w:p>
     <w:p>
       <w:r>
-        <w:lastRenderedPageBreak/>
         <w:t xml:space="preserve">    }</w:t>
       </w:r>
     </w:p>
     <w:p>
       <w:r>
-        <w:t xml:space="preserve">    return result;</w:t>
-      </w:r>
+        <w:t xml:space="preserve">    return </w:t>
+      </w:r>
+      <w:proofErr w:type="gramStart"/>
+      <w:r>
+        <w:t>result;</w:t>
+      </w:r>
+      <w:proofErr w:type="gramEnd"/>
     </w:p>
     <w:p>
       <w:r>
@@ -3468,25 +6661,100 @@
       </w:r>
     </w:p>
     <w:p>
-      <w:r>
-        <w:t>boolean isRotation(String s1, String s2) {</w:t>
-      </w:r>
-    </w:p>
-    <w:p>
-      <w:r>
-        <w:t xml:space="preserve">    if (s1.length() != s2.length()) return false;</w:t>
-      </w:r>
+      <w:proofErr w:type="spellStart"/>
+      <w:r>
+        <w:t>boolean</w:t>
+      </w:r>
+      <w:proofErr w:type="spellEnd"/>
+      <w:r>
+        <w:t xml:space="preserve"> </w:t>
+      </w:r>
+      <w:proofErr w:type="spellStart"/>
+      <w:proofErr w:type="gramStart"/>
+      <w:r>
+        <w:t>isRotation</w:t>
+      </w:r>
+      <w:proofErr w:type="spellEnd"/>
+      <w:r>
+        <w:t>(</w:t>
+      </w:r>
+      <w:proofErr w:type="gramEnd"/>
+      <w:r>
+        <w:t>String s1, String s2) {</w:t>
+      </w:r>
+    </w:p>
+    <w:p>
+      <w:r>
+        <w:t xml:space="preserve">    if (s</w:t>
+      </w:r>
+      <w:proofErr w:type="gramStart"/>
+      <w:r>
+        <w:t>1.length</w:t>
+      </w:r>
+      <w:proofErr w:type="gramEnd"/>
+      <w:r>
+        <w:t>(</w:t>
+      </w:r>
+      <w:proofErr w:type="gramStart"/>
+      <w:r>
+        <w:t>) !</w:t>
+      </w:r>
+      <w:proofErr w:type="gramEnd"/>
+      <w:r>
+        <w:t>= s</w:t>
+      </w:r>
+      <w:proofErr w:type="gramStart"/>
+      <w:r>
+        <w:t>2.length</w:t>
+      </w:r>
+      <w:proofErr w:type="gramEnd"/>
+      <w:r>
+        <w:t xml:space="preserve">()) return </w:t>
+      </w:r>
+      <w:proofErr w:type="gramStart"/>
+      <w:r>
+        <w:t>false;</w:t>
+      </w:r>
+      <w:proofErr w:type="gramEnd"/>
     </w:p>
     <w:p/>
     <w:p>
       <w:r>
-        <w:t xml:space="preserve">    String combined = s1 + s1;</w:t>
-      </w:r>
-    </w:p>
-    <w:p>
-      <w:r>
-        <w:t xml:space="preserve">    return contains(combined.toCharArray(), s2.toCharArray());</w:t>
-      </w:r>
+        <w:t xml:space="preserve">    String combined = s1 + </w:t>
+      </w:r>
+      <w:proofErr w:type="gramStart"/>
+      <w:r>
+        <w:t>s1;</w:t>
+      </w:r>
+      <w:proofErr w:type="gramEnd"/>
+    </w:p>
+    <w:p>
+      <w:r>
+        <w:t xml:space="preserve">    return contains(</w:t>
+      </w:r>
+      <w:proofErr w:type="spellStart"/>
+      <w:proofErr w:type="gramStart"/>
+      <w:r>
+        <w:t>combined.toCharArray</w:t>
+      </w:r>
+      <w:proofErr w:type="spellEnd"/>
+      <w:proofErr w:type="gramEnd"/>
+      <w:r>
+        <w:t>(), s</w:t>
+      </w:r>
+      <w:proofErr w:type="gramStart"/>
+      <w:r>
+        <w:t>2.toCharArray</w:t>
+      </w:r>
+      <w:proofErr w:type="gramEnd"/>
+      <w:r>
+        <w:t>()</w:t>
+      </w:r>
+      <w:proofErr w:type="gramStart"/>
+      <w:r>
+        <w:t>);</w:t>
+      </w:r>
+      <w:proofErr w:type="gramEnd"/>
     </w:p>
     <w:p>
       <w:r>
@@ -3495,29 +6763,132 @@
     </w:p>
     <w:p/>
     <w:p>
-      <w:r>
-        <w:t>boolean contains(char[] text, char[] pattern) {</w:t>
-      </w:r>
-    </w:p>
-    <w:p>
-      <w:r>
-        <w:t xml:space="preserve">    for (int i = 0; i &lt;= text.length - pattern.length; i++) {</w:t>
-      </w:r>
-    </w:p>
-    <w:p>
-      <w:r>
-        <w:t xml:space="preserve">        int j = 0;</w:t>
-      </w:r>
-    </w:p>
-    <w:p>
-      <w:r>
-        <w:t xml:space="preserve">        while (j &lt; pattern.length &amp;&amp; text[i + j] == pattern[j]) {</w:t>
-      </w:r>
-    </w:p>
-    <w:p>
-      <w:r>
-        <w:t xml:space="preserve">            j++;</w:t>
-      </w:r>
+      <w:proofErr w:type="spellStart"/>
+      <w:r>
+        <w:t>boolean</w:t>
+      </w:r>
+      <w:proofErr w:type="spellEnd"/>
+      <w:r>
+        <w:t xml:space="preserve"> contains(</w:t>
+      </w:r>
+      <w:proofErr w:type="gramStart"/>
+      <w:r>
+        <w:t>char[</w:t>
+      </w:r>
+      <w:proofErr w:type="gramEnd"/>
+      <w:r>
+        <w:t xml:space="preserve">] text, </w:t>
+      </w:r>
+      <w:proofErr w:type="gramStart"/>
+      <w:r>
+        <w:t>char[</w:t>
+      </w:r>
+      <w:proofErr w:type="gramEnd"/>
+      <w:r>
+        <w:t>] pattern) {</w:t>
+      </w:r>
+    </w:p>
+    <w:p>
+      <w:r>
+        <w:t xml:space="preserve">    for (int </w:t>
+      </w:r>
+      <w:proofErr w:type="spellStart"/>
+      <w:r>
+        <w:t>i</w:t>
+      </w:r>
+      <w:proofErr w:type="spellEnd"/>
+      <w:r>
+        <w:t xml:space="preserve"> = 0; </w:t>
+      </w:r>
+      <w:proofErr w:type="spellStart"/>
+      <w:r>
+        <w:t>i</w:t>
+      </w:r>
+      <w:proofErr w:type="spellEnd"/>
+      <w:r>
+        <w:t xml:space="preserve"> &lt;= </w:t>
+      </w:r>
+      <w:proofErr w:type="spellStart"/>
+      <w:proofErr w:type="gramStart"/>
+      <w:r>
+        <w:t>text.length</w:t>
+      </w:r>
+      <w:proofErr w:type="spellEnd"/>
+      <w:proofErr w:type="gramEnd"/>
+      <w:r>
+        <w:t xml:space="preserve"> - </w:t>
+      </w:r>
+      <w:proofErr w:type="spellStart"/>
+      <w:proofErr w:type="gramStart"/>
+      <w:r>
+        <w:t>pattern.length</w:t>
+      </w:r>
+      <w:proofErr w:type="spellEnd"/>
+      <w:proofErr w:type="gramEnd"/>
+      <w:r>
+        <w:t xml:space="preserve">; </w:t>
+      </w:r>
+      <w:proofErr w:type="spellStart"/>
+      <w:r>
+        <w:t>i</w:t>
+      </w:r>
+      <w:proofErr w:type="spellEnd"/>
+      <w:r>
+        <w:t>++) {</w:t>
+      </w:r>
+    </w:p>
+    <w:p>
+      <w:r>
+        <w:t xml:space="preserve">        int j = </w:t>
+      </w:r>
+      <w:proofErr w:type="gramStart"/>
+      <w:r>
+        <w:t>0;</w:t>
+      </w:r>
+      <w:proofErr w:type="gramEnd"/>
+    </w:p>
+    <w:p>
+      <w:r>
+        <w:t xml:space="preserve">        while (j &lt; </w:t>
+      </w:r>
+      <w:proofErr w:type="spellStart"/>
+      <w:proofErr w:type="gramStart"/>
+      <w:r>
+        <w:t>pattern.length</w:t>
+      </w:r>
+      <w:proofErr w:type="spellEnd"/>
+      <w:proofErr w:type="gramEnd"/>
+      <w:r>
+        <w:t xml:space="preserve"> &amp;&amp; </w:t>
+      </w:r>
+      <w:proofErr w:type="gramStart"/>
+      <w:r>
+        <w:t>text[</w:t>
+      </w:r>
+      <w:proofErr w:type="spellStart"/>
+      <w:proofErr w:type="gramEnd"/>
+      <w:r>
+        <w:t>i</w:t>
+      </w:r>
+      <w:proofErr w:type="spellEnd"/>
+      <w:r>
+        <w:t xml:space="preserve"> + j] == pattern[j]) {</w:t>
+      </w:r>
+    </w:p>
+    <w:p>
+      <w:r>
+        <w:t xml:space="preserve">            </w:t>
+      </w:r>
+      <w:proofErr w:type="spellStart"/>
+      <w:proofErr w:type="gramStart"/>
+      <w:r>
+        <w:t>j++</w:t>
+      </w:r>
+      <w:proofErr w:type="spellEnd"/>
+      <w:r>
+        <w:t>;</w:t>
+      </w:r>
+      <w:proofErr w:type="gramEnd"/>
     </w:p>
     <w:p>
       <w:r>
@@ -3526,8 +6897,23 @@
     </w:p>
     <w:p>
       <w:r>
-        <w:t xml:space="preserve">        if (j == pattern.length) return true;</w:t>
-      </w:r>
+        <w:t xml:space="preserve">        if (j == </w:t>
+      </w:r>
+      <w:proofErr w:type="spellStart"/>
+      <w:proofErr w:type="gramStart"/>
+      <w:r>
+        <w:t>pattern.length</w:t>
+      </w:r>
+      <w:proofErr w:type="spellEnd"/>
+      <w:proofErr w:type="gramEnd"/>
+      <w:r>
+        <w:t xml:space="preserve">) return </w:t>
+      </w:r>
+      <w:proofErr w:type="gramStart"/>
+      <w:r>
+        <w:t>true;</w:t>
+      </w:r>
+      <w:proofErr w:type="gramEnd"/>
     </w:p>
     <w:p>
       <w:r>
@@ -3536,8 +6922,13 @@
     </w:p>
     <w:p>
       <w:r>
-        <w:t xml:space="preserve">    return false;</w:t>
-      </w:r>
+        <w:t xml:space="preserve">    return </w:t>
+      </w:r>
+      <w:proofErr w:type="gramStart"/>
+      <w:r>
+        <w:t>false;</w:t>
+      </w:r>
+      <w:proofErr w:type="gramEnd"/>
     </w:p>
     <w:p>
       <w:r>
@@ -3546,6 +6937,7 @@
     </w:p>
     <w:p>
       <w:r>
+        <w:lastRenderedPageBreak/>
         <w:pict w14:anchorId="670141A0">
           <v:rect id="_x0000_i1076" style="width:0;height:1.5pt" o:hralign="center" o:hrstd="t" o:hr="t" fillcolor="#a0a0a0" stroked="f"/>
         </w:pict>
@@ -3568,35 +6960,94 @@
     </w:p>
     <w:p>
       <w:r>
-        <w:t>int longestWord(char[] str) {</w:t>
-      </w:r>
-    </w:p>
-    <w:p>
-      <w:r>
-        <w:lastRenderedPageBreak/>
-        <w:t xml:space="preserve">    int max = 0, count = 0;</w:t>
-      </w:r>
+        <w:t xml:space="preserve">int </w:t>
+      </w:r>
+      <w:proofErr w:type="spellStart"/>
+      <w:r>
+        <w:t>longestWord</w:t>
+      </w:r>
+      <w:proofErr w:type="spellEnd"/>
+      <w:r>
+        <w:t>(</w:t>
+      </w:r>
+      <w:proofErr w:type="gramStart"/>
+      <w:r>
+        <w:t>char[</w:t>
+      </w:r>
+      <w:proofErr w:type="gramEnd"/>
+      <w:r>
+        <w:t>] str) {</w:t>
+      </w:r>
+    </w:p>
+    <w:p>
+      <w:r>
+        <w:t xml:space="preserve">    int max = 0, count = </w:t>
+      </w:r>
+      <w:proofErr w:type="gramStart"/>
+      <w:r>
+        <w:t>0;</w:t>
+      </w:r>
+      <w:proofErr w:type="gramEnd"/>
     </w:p>
     <w:p/>
     <w:p>
       <w:r>
-        <w:t xml:space="preserve">    for (char c : str) {</w:t>
-      </w:r>
-    </w:p>
-    <w:p>
-      <w:r>
-        <w:t xml:space="preserve">        if (c != ' ') {</w:t>
-      </w:r>
-    </w:p>
-    <w:p>
-      <w:r>
-        <w:t xml:space="preserve">            count++;</w:t>
-      </w:r>
-    </w:p>
-    <w:p>
-      <w:r>
-        <w:t xml:space="preserve">            max = Math.max(max, count);</w:t>
-      </w:r>
+        <w:t xml:space="preserve">    for (char </w:t>
+      </w:r>
+      <w:proofErr w:type="gramStart"/>
+      <w:r>
+        <w:t>c :</w:t>
+      </w:r>
+      <w:proofErr w:type="gramEnd"/>
+      <w:r>
+        <w:t xml:space="preserve"> str) {</w:t>
+      </w:r>
+    </w:p>
+    <w:p>
+      <w:r>
+        <w:t xml:space="preserve">        if (</w:t>
+      </w:r>
+      <w:proofErr w:type="gramStart"/>
+      <w:r>
+        <w:t>c !</w:t>
+      </w:r>
+      <w:proofErr w:type="gramEnd"/>
+      <w:r>
+        <w:t>= ' ') {</w:t>
+      </w:r>
+    </w:p>
+    <w:p>
+      <w:r>
+        <w:t xml:space="preserve">            count+</w:t>
+      </w:r>
+      <w:proofErr w:type="gramStart"/>
+      <w:r>
+        <w:t>+;</w:t>
+      </w:r>
+      <w:proofErr w:type="gramEnd"/>
+    </w:p>
+    <w:p>
+      <w:r>
+        <w:t xml:space="preserve">            max = </w:t>
+      </w:r>
+      <w:proofErr w:type="spellStart"/>
+      <w:proofErr w:type="gramStart"/>
+      <w:r>
+        <w:t>Math.max</w:t>
+      </w:r>
+      <w:proofErr w:type="spellEnd"/>
+      <w:r>
+        <w:t>(</w:t>
+      </w:r>
+      <w:proofErr w:type="gramEnd"/>
+      <w:r>
+        <w:t>max, count</w:t>
+      </w:r>
+      <w:proofErr w:type="gramStart"/>
+      <w:r>
+        <w:t>);</w:t>
+      </w:r>
+      <w:proofErr w:type="gramEnd"/>
     </w:p>
     <w:p>
       <w:r>
@@ -3605,8 +7056,13 @@
     </w:p>
     <w:p>
       <w:r>
-        <w:t xml:space="preserve">            count = 0;</w:t>
-      </w:r>
+        <w:t xml:space="preserve">            count = </w:t>
+      </w:r>
+      <w:proofErr w:type="gramStart"/>
+      <w:r>
+        <w:t>0;</w:t>
+      </w:r>
+      <w:proofErr w:type="gramEnd"/>
     </w:p>
     <w:p>
       <w:r>
@@ -3620,8 +7076,13 @@
     </w:p>
     <w:p>
       <w:r>
-        <w:t xml:space="preserve">    return max;</w:t>
-      </w:r>
+        <w:t xml:space="preserve">    return </w:t>
+      </w:r>
+      <w:proofErr w:type="gramStart"/>
+      <w:r>
+        <w:t>max;</w:t>
+      </w:r>
+      <w:proofErr w:type="gramEnd"/>
     </w:p>
     <w:p>
       <w:r>
@@ -3713,7 +7174,23 @@
         </w:numPr>
       </w:pPr>
       <w:r>
-        <w:t>Extra space → O(1) or O(256)</w:t>
+        <w:t xml:space="preserve">Extra space → </w:t>
+      </w:r>
+      <w:proofErr w:type="gramStart"/>
+      <w:r>
+        <w:t>O(</w:t>
+      </w:r>
+      <w:proofErr w:type="gramEnd"/>
+      <w:r>
+        <w:t xml:space="preserve">1) or </w:t>
+      </w:r>
+      <w:proofErr w:type="gramStart"/>
+      <w:r>
+        <w:t>O(</w:t>
+      </w:r>
+      <w:proofErr w:type="gramEnd"/>
+      <w:r>
+        <w:t>256)</w:t>
       </w:r>
     </w:p>
     <w:p>
@@ -3746,8 +7223,13 @@
         </w:numPr>
       </w:pPr>
       <w:r>
-        <w:t>Two pointer</w:t>
-      </w:r>
+        <w:t xml:space="preserve">Two </w:t>
+      </w:r>
+      <w:proofErr w:type="gramStart"/>
+      <w:r>
+        <w:t>pointer</w:t>
+      </w:r>
+      <w:proofErr w:type="gramEnd"/>
     </w:p>
     <w:p>
       <w:pPr>
@@ -3779,6 +7261,7 @@
         </w:numPr>
       </w:pPr>
       <w:r>
+        <w:lastRenderedPageBreak/>
         <w:t>Pattern matching</w:t>
       </w:r>
     </w:p>
@@ -3812,7 +7295,6 @@
         </w:numPr>
       </w:pPr>
       <w:r>
-        <w:lastRenderedPageBreak/>
         <w:t>Full control</w:t>
       </w:r>
     </w:p>
